--- a/mps-nivel-c/oficial/04_registros/AASP_Gerenciador/AASP01_Grupos-Usuarios/ATA-AASP01-001_Ata-de-Kickoff.docx
+++ b/mps-nivel-c/oficial/04_registros/AASP_Gerenciador/AASP01_Grupos-Usuarios/ATA-AASP01-001_Ata-de-Kickoff.docx
@@ -562,7 +562,7 @@
                 <w:i w:val="0"/>
                 <w:sz w:val="20"/>
               </w:rPr>
-              <w:t>Abraão (Timeware)</w:t>
+              <w:t>Abraão Oliveira (Timeware)</w:t>
             </w:r>
           </w:p>
         </w:tc>
@@ -674,7 +674,7 @@
                 <w:i w:val="0"/>
                 <w:sz w:val="20"/>
               </w:rPr>
-              <w:t>Abraão</w:t>
+              <w:t>Abraão Oliveira</w:t>
             </w:r>
           </w:p>
         </w:tc>
@@ -884,7 +884,7 @@
                 <w:i w:val="0"/>
                 <w:sz w:val="20"/>
               </w:rPr>
-              <w:t>Abraão · Cezar Hiraki</w:t>
+              <w:t>Abraão Oliveira · Cézar Velázquez</w:t>
             </w:r>
           </w:p>
         </w:tc>
@@ -936,7 +936,7 @@
                 <w:i w:val="0"/>
                 <w:sz w:val="20"/>
               </w:rPr>
-              <w:t>GP (Abraão) · Arquiteto/Tech Lead (Cezar) · Facilitador</w:t>
+              <w:t>GP (Abraão Oliveira) · Arquiteto/Tech Lead (Cézar) · Facilitador</w:t>
             </w:r>
           </w:p>
         </w:tc>
@@ -966,7 +966,7 @@
                 <w:i w:val="0"/>
                 <w:sz w:val="20"/>
               </w:rPr>
-              <w:t>Renan Kiyoshi</w:t>
+              <w:t>Renan Kioshi</w:t>
             </w:r>
           </w:p>
         </w:tc>
@@ -1505,7 +1505,7 @@
           <w:i w:val="0"/>
           <w:sz w:val="22"/>
         </w:rPr>
-        <w:t>Abraão abriu a reuniao apresentando a equipe Timeware responsavel pela entrega da Feature AG: Abraão como Gerente de Projeto, Cezar Hiraki como Arquiteto e Tech Lead, e Renan Kiyoshi, Henry Komatsu e Mateus Veloso como desenvolvedores. Marcos Turnes foi apresentado como Product Owner da AASP e principal tomador de decisoes de negocio para o projeto. Leonardo Francisco Pereira ficou estabelecida como responsavel pela execucao dos testes de homologacao e pelo aceite tecnico dos entregaveis. Ficou acordado que Abraão e Marcos Turnes seriam os pontos focais primarios de comunicacao entre Timeware e AASP.</w:t>
+        <w:t>Abraão Oliveira abriu a reuniao apresentando a equipe Timeware responsavel pela entrega da Feature AG: Abraão Oliveira como Gerente de Projeto, Cézar Velázquez como Arquiteto e Tech Lead, e Renan Kioshi, Henry Komatsu e Mateus Veloso como desenvolvedores. Marcos Turnes foi apresentado como Product Owner da AASP e principal tomador de decisoes de negocio para o projeto. Leonardo Francisco Pereira ficou estabelecida como responsavel pela execucao dos testes de homologacao e pelo aceite tecnico dos entregaveis. Ficou acordado que Abraão Oliveira e Marcos Turnes seriam os pontos focais primarios de comunicacao entre Timeware e AASP.</w:t>
       </w:r>
     </w:p>
     <w:p>
@@ -1529,7 +1529,7 @@
           <w:i w:val="0"/>
           <w:sz w:val="22"/>
         </w:rPr>
-        <w:t>Abraão apresentou o escopo completo da Feature AG — Grupos de Usuarios, que compreende:</w:t>
+        <w:t>Abraão Oliveira apresentou o escopo completo da Feature AG — Grupos de Usuarios, que compreende:</w:t>
       </w:r>
     </w:p>
     <w:p>
@@ -1730,7 +1730,7 @@
           <w:i w:val="0"/>
           <w:sz w:val="22"/>
         </w:rPr>
-        <w:t>Cezar Hiraki apresentou a proposta de arquitetura tecnica:</w:t>
+        <w:t>Cézar Velázquez apresentou a proposta de arquitetura tecnica:</w:t>
       </w:r>
     </w:p>
     <w:p>
@@ -1754,7 +1754,7 @@
           <w:i w:val="0"/>
           <w:sz w:val="22"/>
         </w:rPr>
-        <w:t>: ASP.NET Core Web API (.NET Framework 4.7.2)</w:t>
+        <w:t>: ASP.NET Web API (.NET Framework 4.7.2)</w:t>
       </w:r>
     </w:p>
     <w:p>
@@ -1945,7 +1945,7 @@
           <w:i w:val="0"/>
           <w:sz w:val="22"/>
         </w:rPr>
-        <w:t xml:space="preserve"> e o repositorio Azure DevOps estao disponiveis e serao compartilhados com a equipe Timeware ate 23/05/2026. Renan Kiyoshi levantou a questao sobre soft delete versus hard delete para grupos. Apos discussao sobre integridade referencial e rastreabilidade auditavel exigida pelo MPS-SW, ficou decidido pelo soft delete via campo </w:t>
+        <w:t xml:space="preserve"> e o repositorio Azure DevOps estao disponiveis e serao compartilhados com a equipe Timeware ate 23/05/2026. Renan Kioshi levantou a questao sobre soft delete versus hard delete para grupos. Apos discussao sobre integridade referencial e rastreabilidade auditavel exigida pelo MPS-SW, ficou decidido pelo soft delete via campo </w:t>
       </w:r>
       <w:r>
         <w:rPr>
@@ -2012,7 +2012,7 @@
           <w:i w:val="0"/>
           <w:sz w:val="22"/>
         </w:rPr>
-        <w:t>: todos os dias uteis as 09h30 via Microsoft Teams (todas as partes — Abraão, Cezar e os desenvolvedores; quando necessario Marcos Turnes e Leonardo)</w:t>
+        <w:t>: todos os dias uteis as 09h30 via Microsoft Teams (todas as partes — Abraão Oliveira, Cézar e os desenvolvedores; quando necessario Marcos Turnes e Leonardo)</w:t>
       </w:r>
     </w:p>
     <w:p>
@@ -2060,7 +2060,7 @@
           <w:i w:val="0"/>
           <w:sz w:val="22"/>
         </w:rPr>
-        <w:t>: segunda-feira de abertura do sprint (Abraão e a equipe de desenvolvimento, com alinhamento previo com Marcos Turnes)</w:t>
+        <w:t>: segunda-feira de abertura do sprint (Abraão Oliveira e a equipe de desenvolvimento, com alinhamento previo com Marcos Turnes)</w:t>
       </w:r>
     </w:p>
     <w:p>
@@ -2108,7 +2108,7 @@
           <w:i w:val="0"/>
           <w:sz w:val="22"/>
         </w:rPr>
-        <w:t>: Abraão envia email de status a Marcos Turnes toda sexta-feira, cobrindo progresso, impedimentos e proximos passos</w:t>
+        <w:t>: Abraão Oliveira envia email de status a Marcos Turnes toda sexta-feira, cobrindo progresso, impedimentos e proximos passos</w:t>
       </w:r>
     </w:p>
     <w:p>
@@ -2132,7 +2132,7 @@
           <w:i w:val="0"/>
           <w:sz w:val="22"/>
         </w:rPr>
-        <w:t>: Microsoft Teams (canal do projeto) para duvidas e alinhamentos nao urgentes; urgencias por telefone direto Abraão–Marcos</w:t>
+        <w:t>: Microsoft Teams (canal do projeto) para duvidas e alinhamentos nao urgentes; urgencias por telefone direto Abraão Oliveira–Marcos</w:t>
       </w:r>
     </w:p>
     <w:p>
@@ -2208,7 +2208,7 @@
           <w:i w:val="0"/>
           <w:sz w:val="22"/>
         </w:rPr>
-        <w:t>) para Renan Kiyoshi, Henry Komatsu e Mateus Veloso</w:t>
+        <w:t>) para Renan Kioshi, Henry Komatsu e Mateus Veloso</w:t>
       </w:r>
     </w:p>
     <w:p>
@@ -2242,7 +2242,7 @@
           <w:i w:val="0"/>
           <w:sz w:val="22"/>
         </w:rPr>
-        <w:t xml:space="preserve"> (ambiente dev) para Renan Kiyoshi, Henry Komatsu e Mateus Veloso</w:t>
+        <w:t xml:space="preserve"> (ambiente dev) para Renan Kioshi, Henry Komatsu e Mateus Veloso</w:t>
       </w:r>
     </w:p>
     <w:p>
@@ -2332,7 +2332,7 @@
           <w:i w:val="0"/>
           <w:sz w:val="22"/>
         </w:rPr>
-        <w:t xml:space="preserve">Cezar Hiraki levantou a necessidade de analisar o schema existente do banco </w:t>
+        <w:t xml:space="preserve">Cézar Velázquez levantou a necessidade de analisar o schema existente do banco </w:t>
       </w:r>
       <w:r>
         <w:rPr>
@@ -2446,7 +2446,7 @@
           <w:i w:val="0"/>
           <w:sz w:val="22"/>
         </w:rPr>
-        <w:t>) serao criadas via scripts de migration versionados no repositorio, garantindo rastreabilidade e reproducibilidade dos ambientes (dev, homologacao, producao). Ficou acordado que Cezar Hiraki elaboraria os scripts de migration ate 28/05/2026.</w:t>
+        <w:t>) serao criadas via scripts de migration versionados no repositorio, garantindo rastreabilidade e reproducibilidade dos ambientes (dev, homologacao, producao). Ficou acordado que Cézar Velázquez elaboraria os scripts de migration ate 28/05/2026.</w:t>
       </w:r>
     </w:p>
     <w:p>
@@ -2672,7 +2672,7 @@
                 <w:i w:val="0"/>
                 <w:sz w:val="20"/>
               </w:rPr>
-              <w:t>Cezar Hiraki</w:t>
+              <w:t>Cézar Velázquez</w:t>
             </w:r>
           </w:p>
         </w:tc>
@@ -2797,7 +2797,7 @@
                 <w:i w:val="0"/>
                 <w:sz w:val="20"/>
               </w:rPr>
-              <w:t>Cezar Hiraki</w:t>
+              <w:t>Cézar Velázquez</w:t>
             </w:r>
           </w:p>
         </w:tc>
@@ -3010,7 +3010,7 @@
                 <w:i w:val="0"/>
                 <w:sz w:val="20"/>
               </w:rPr>
-              <w:t>Cezar Hiraki</w:t>
+              <w:t>Cézar Velázquez</w:t>
             </w:r>
           </w:p>
         </w:tc>
@@ -3116,7 +3116,7 @@
                 <w:i w:val="0"/>
                 <w:sz w:val="20"/>
               </w:rPr>
-              <w:t>Abraão + Marcos Turnes</w:t>
+              <w:t>Abraão Oliveira + Marcos Turnes</w:t>
             </w:r>
           </w:p>
         </w:tc>
@@ -3224,7 +3224,7 @@
                 <w:i w:val="0"/>
                 <w:sz w:val="20"/>
               </w:rPr>
-              <w:t>Cezar Hiraki</w:t>
+              <w:t>Cézar Velázquez</w:t>
             </w:r>
           </w:p>
         </w:tc>
@@ -3330,7 +3330,7 @@
                 <w:i w:val="0"/>
                 <w:sz w:val="20"/>
               </w:rPr>
-              <w:t>Cezar Hiraki</w:t>
+              <w:t>Cézar Velázquez</w:t>
             </w:r>
           </w:p>
         </w:tc>
@@ -3618,7 +3618,7 @@
                 <w:i w:val="0"/>
                 <w:sz w:val="20"/>
               </w:rPr>
-              <w:t>Providenciar acesso ao repositorio Azure DevOps (ms.auxo.gruposusuarios) para Renan Kiyoshi, Henry Komatsu e Mateus Veloso</w:t>
+              <w:t>Providenciar acesso ao repositorio Azure DevOps (ms.auxo.gruposusuarios) para Renan Kioshi, Henry Komatsu e Mateus Veloso</w:t>
             </w:r>
           </w:p>
         </w:tc>
@@ -3970,7 +3970,7 @@
                 <w:i w:val="0"/>
                 <w:sz w:val="20"/>
               </w:rPr>
-              <w:t>Cezar Hiraki</w:t>
+              <w:t>Cézar Velázquez</w:t>
             </w:r>
           </w:p>
         </w:tc>
@@ -4051,7 +4051,7 @@
                 <w:i w:val="0"/>
                 <w:sz w:val="20"/>
               </w:rPr>
-              <w:t>Renan Kiyoshi</w:t>
+              <w:t>Renan Kioshi</w:t>
             </w:r>
           </w:p>
         </w:tc>
@@ -4133,7 +4133,7 @@
                 <w:i w:val="0"/>
                 <w:sz w:val="20"/>
               </w:rPr>
-              <w:t>Cezar Hiraki</w:t>
+              <w:t>Cézar Velázquez</w:t>
             </w:r>
           </w:p>
         </w:tc>
@@ -4214,7 +4214,7 @@
                 <w:i w:val="0"/>
                 <w:sz w:val="20"/>
               </w:rPr>
-              <w:t>Abraão</w:t>
+              <w:t>Abraão Oliveira</w:t>
             </w:r>
           </w:p>
         </w:tc>
@@ -4296,7 +4296,7 @@
                 <w:i w:val="0"/>
                 <w:sz w:val="20"/>
               </w:rPr>
-              <w:t>Abraão</w:t>
+              <w:t>Abraão Oliveira</w:t>
             </w:r>
           </w:p>
         </w:tc>
@@ -4662,7 +4662,7 @@
                 <w:i w:val="0"/>
                 <w:sz w:val="20"/>
               </w:rPr>
-              <w:t>Abraão</w:t>
+              <w:t>Abraão Oliveira</w:t>
             </w:r>
           </w:p>
         </w:tc>

--- a/mps-nivel-c/oficial/04_registros/AASP_Gerenciador/AASP01_Grupos-Usuarios/ATA-AASP01-001_Ata-de-Kickoff.docx
+++ b/mps-nivel-c/oficial/04_registros/AASP_Gerenciador/AASP01_Grupos-Usuarios/ATA-AASP01-001_Ata-de-Kickoff.docx
@@ -21,7 +21,7 @@
           <w:color w:val="003366"/>
           <w:sz w:val="36"/>
         </w:rPr>
-        <w:t>ATA DE KICKOFF — AASP GERENCIADOR · GRUPOS DE USUARIOS</w:t>
+        <w:t>ATA DE KICKOFF — AASP GERENCIADOR · GRUPOS DE USUÁRIOS</w:t>
       </w:r>
     </w:p>
     <w:p>
@@ -226,7 +226,7 @@
                 <w:i w:val="0"/>
                 <w:sz w:val="20"/>
               </w:rPr>
-              <w:t>Grupos de Usuarios — AASP Gerenciador</w:t>
+              <w:t>Grupos de Usuários — AASP Gerenciador</w:t>
             </w:r>
           </w:p>
         </w:tc>
@@ -282,7 +282,7 @@
                 <w:i w:val="0"/>
                 <w:sz w:val="20"/>
               </w:rPr>
-              <w:t>AASP — Associacao dos Advogados de Sao Paulo</w:t>
+              <w:t>AASP — Associação dos Advogados de São Paulo</w:t>
             </w:r>
           </w:p>
         </w:tc>
@@ -338,7 +338,7 @@
                 <w:i w:val="0"/>
                 <w:sz w:val="20"/>
               </w:rPr>
-              <w:t>Kickoff — Inicio formal do projeto</w:t>
+              <w:t>Kickoff — Início formal do projeto</w:t>
             </w:r>
           </w:p>
         </w:tc>
@@ -425,7 +425,7 @@
                 <w:i w:val="0"/>
                 <w:sz w:val="20"/>
               </w:rPr>
-              <w:t>Horario</w:t>
+              <w:t>Horário</w:t>
             </w:r>
           </w:p>
         </w:tc>
@@ -593,7 +593,7 @@
                 <w:i w:val="0"/>
                 <w:sz w:val="20"/>
               </w:rPr>
-              <w:t>Versao</w:t>
+              <w:t>Versão</w:t>
             </w:r>
           </w:p>
         </w:tc>
@@ -730,7 +730,7 @@
                 <w:i w:val="0"/>
                 <w:sz w:val="20"/>
               </w:rPr>
-              <w:t>GPR — Gerencia de Projetos (evidencia de projeto)</w:t>
+              <w:t>GPR — Gerência de Projetos (evidência de projeto)</w:t>
             </w:r>
           </w:p>
         </w:tc>
@@ -1378,7 +1378,7 @@
           <w:i w:val="0"/>
           <w:sz w:val="22"/>
         </w:rPr>
-        <w:t>Apresentacao da equipe Timeware ao time AASP</w:t>
+        <w:t>Apresentação da equipe Timeware ao time AASP</w:t>
       </w:r>
     </w:p>
     <w:p>
@@ -1393,7 +1393,7 @@
           <w:i w:val="0"/>
           <w:sz w:val="22"/>
         </w:rPr>
-        <w:t>Revisao do escopo e objetivos — Feature AG (Grupos de Usuarios)</w:t>
+        <w:t>Revisão do escopo e objetivos — Feature AG (Grupos de Usuários)</w:t>
       </w:r>
     </w:p>
     <w:p>
@@ -1408,7 +1408,7 @@
           <w:i w:val="0"/>
           <w:sz w:val="22"/>
         </w:rPr>
-        <w:t>Arquitetura tecnica da solucao (stack, banco de dados, integracoes)</w:t>
+        <w:t>Arquitetura técnica da solução (stack, banco de dados, integrações)</w:t>
       </w:r>
     </w:p>
     <w:p>
@@ -1423,7 +1423,7 @@
           <w:i w:val="0"/>
           <w:sz w:val="22"/>
         </w:rPr>
-        <w:t>Cadencia de trabalho (sprints, cerimonias, canais de comunicacao)</w:t>
+        <w:t>Cadência de trabalho (sprints, cerimonias, canais de comunicação)</w:t>
       </w:r>
     </w:p>
     <w:p>
@@ -1438,7 +1438,7 @@
           <w:i w:val="0"/>
           <w:sz w:val="22"/>
         </w:rPr>
-        <w:t>Gestao de acessos: Azure DevOps, banco auxo3, ambiente de homologacao</w:t>
+        <w:t>Gestao de acessos: Azure DevOps, banco auxo3, ambiente de homologação</w:t>
       </w:r>
     </w:p>
     <w:p>
@@ -1453,7 +1453,7 @@
           <w:i w:val="0"/>
           <w:sz w:val="22"/>
         </w:rPr>
-        <w:t>Alinhamentos sobre o banco auxo3 (schema existente, restricoes)</w:t>
+        <w:t>Alinhamentos sobre o banco auxo3 (schema existente, restrições)</w:t>
       </w:r>
     </w:p>
     <w:p>
@@ -1468,7 +1468,7 @@
           <w:i w:val="0"/>
           <w:sz w:val="22"/>
         </w:rPr>
-        <w:t>Proximos passos e acoes imediatas</w:t>
+        <w:t>Próximos passos e acoes imediatas</w:t>
       </w:r>
     </w:p>
     <w:p>
@@ -1481,7 +1481,7 @@
         </w:pBdr>
       </w:pPr>
       <w:r>
-        <w:t>3. Resumo das Discussoes</w:t>
+        <w:t>3. Resumo das Discussões</w:t>
       </w:r>
     </w:p>
     <w:p>
@@ -1491,7 +1491,7 @@
         <w:keepLines/>
       </w:pPr>
       <w:r>
-        <w:t>3.1 Apresentacao da Equipe e Alinhamento de Papeis</w:t>
+        <w:t>3.1 Apresentação da Equipe e Alinhamento de Papeis</w:t>
       </w:r>
     </w:p>
     <w:p>
@@ -1505,7 +1505,7 @@
           <w:i w:val="0"/>
           <w:sz w:val="22"/>
         </w:rPr>
-        <w:t>Abraão Oliveira abriu a reuniao apresentando a equipe Timeware responsavel pela entrega da Feature AG: Abraão Oliveira como Gerente de Projeto, Cézar Velázquez como Arquiteto e Tech Lead, e Renan Kioshi, Henry Komatsu e Mateus Veloso como desenvolvedores. Marcos Turnes foi apresentado como Product Owner da AASP e principal tomador de decisoes de negocio para o projeto. Leonardo Francisco Pereira ficou estabelecida como responsavel pela execucao dos testes de homologacao e pelo aceite tecnico dos entregaveis. Ficou acordado que Abraão Oliveira e Marcos Turnes seriam os pontos focais primarios de comunicacao entre Timeware e AASP.</w:t>
+        <w:t>Abraão Oliveira abriu a reuniao apresentando a equipe Timeware responsável pela entrega da Feature AG: Abraão Oliveira como Gerente de Projeto, Cézar Velázquez como Arquiteto e Tech Lead, e Renan Kioshi, Henry Komatsu e Mateus Veloso como desenvolvedores. Marcos Turnes foi apresentado como Product Owner da AASP e principal tomador de decisões de negócio para o projeto. Leonardo Francisco Pereira ficou estabelecida como responsável pela execução dos testes de homologação e pelo aceite técnico dos entregáveis. Ficou acordado que Abraão Oliveira e Marcos Turnes seriam os pontos focais primários de comunicação entre Timeware e AASP.</w:t>
       </w:r>
     </w:p>
     <w:p>
@@ -1515,7 +1515,7 @@
         <w:keepLines/>
       </w:pPr>
       <w:r>
-        <w:t>3.2 Revisao do Escopo</w:t>
+        <w:t>3.2 Revisão do Escopo</w:t>
       </w:r>
     </w:p>
     <w:p>
@@ -1529,7 +1529,7 @@
           <w:i w:val="0"/>
           <w:sz w:val="22"/>
         </w:rPr>
-        <w:t>Abraão Oliveira apresentou o escopo completo da Feature AG — Grupos de Usuarios, que compreende:</w:t>
+        <w:t>Abraão Oliveira apresentou o escopo completo da Feature AG — Grupos de Usuários, que compreende:</w:t>
       </w:r>
     </w:p>
     <w:p>
@@ -1553,7 +1553,7 @@
           <w:i w:val="0"/>
           <w:sz w:val="22"/>
         </w:rPr>
-        <w:t>: criacao, leitura, atualizacao e exclusao (soft delete) de grupos de usuarios</w:t>
+        <w:t>: criação, leitura, atualização e exclusão (soft delete) de grupos de usuários</w:t>
       </w:r>
     </w:p>
     <w:p>
@@ -1568,7 +1568,7 @@
           <w:i w:val="0"/>
           <w:sz w:val="22"/>
         </w:rPr>
-        <w:t>Controle de Permissoes RBAC</w:t>
+        <w:t>Controle de Permissões RBAC</w:t>
       </w:r>
       <w:r>
         <w:rPr>
@@ -1577,7 +1577,7 @@
           <w:i w:val="0"/>
           <w:sz w:val="22"/>
         </w:rPr>
-        <w:t>: vinculacao de permissoes a grupos, habilitando controle de acesso baseado em funcoes</w:t>
+        <w:t>: vinculação de permissões a grupos, habilitando controle de acesso baseado em funções</w:t>
       </w:r>
     </w:p>
     <w:p>
@@ -1592,7 +1592,7 @@
           <w:i w:val="0"/>
           <w:sz w:val="22"/>
         </w:rPr>
-        <w:t>Vinculacao Usuario-Grupo</w:t>
+        <w:t>Vinculação Usuário-Grupo</w:t>
       </w:r>
       <w:r>
         <w:rPr>
@@ -1601,7 +1601,7 @@
           <w:i w:val="0"/>
           <w:sz w:val="22"/>
         </w:rPr>
-        <w:t>: endpoints para adicionar e remover usuarios de grupos</w:t>
+        <w:t>: endpoints para adicionar e remover usuários de grupos</w:t>
       </w:r>
     </w:p>
     <w:p>
@@ -1625,7 +1625,7 @@
           <w:i w:val="0"/>
           <w:sz w:val="22"/>
         </w:rPr>
-        <w:t>: registro de acoes sobre grupos e permissoes</w:t>
+        <w:t>: registro de acoes sobre grupos e permissões</w:t>
       </w:r>
     </w:p>
     <w:p>
@@ -1640,7 +1640,7 @@
           <w:i w:val="0"/>
           <w:sz w:val="22"/>
         </w:rPr>
-        <w:t>Integracao com ms.temis.vinculos</w:t>
+        <w:t>Integração com ms.temis.vinculos</w:t>
       </w:r>
       <w:r>
         <w:rPr>
@@ -1649,7 +1649,7 @@
           <w:i w:val="0"/>
           <w:sz w:val="22"/>
         </w:rPr>
-        <w:t>: consumo do microservico de vinculos para validacoes de acesso</w:t>
+        <w:t>: consumo do microserviço de vínculos para validações de acesso</w:t>
       </w:r>
     </w:p>
     <w:p>
@@ -1664,7 +1664,7 @@
           <w:i w:val="0"/>
           <w:sz w:val="22"/>
         </w:rPr>
-        <w:t>Relatorios</w:t>
+        <w:t>Relatórios</w:t>
       </w:r>
       <w:r>
         <w:rPr>
@@ -1687,7 +1687,7 @@
           <w:i w:val="0"/>
           <w:sz w:val="22"/>
         </w:rPr>
-        <w:t xml:space="preserve">Marcos Turnes confirmou os objetivos de negocio e reafirmou a criticidade do controle de acesso por grupo para a operacao do sistema Gerenciador pela AASP. O microservico sera entregue como </w:t>
+        <w:t xml:space="preserve">Marcos Turnes confirmou os objetivos de negócio e reafirmou a criticidade do controle de acesso por grupo para a operação do sistema Gerenciador pela AASP. O microserviço será entregue como </w:t>
       </w:r>
       <w:r>
         <w:rPr>
@@ -1716,7 +1716,7 @@
         <w:keepLines/>
       </w:pPr>
       <w:r>
-        <w:t>3.3 Arquitetura Tecnica</w:t>
+        <w:t>3.3 Arquitetura Técnica</w:t>
       </w:r>
     </w:p>
     <w:p>
@@ -1730,7 +1730,7 @@
           <w:i w:val="0"/>
           <w:sz w:val="22"/>
         </w:rPr>
-        <w:t>Cézar Velázquez apresentou a proposta de arquitetura tecnica:</w:t>
+        <w:t>Cézar Velázquez apresentou a proposta de arquitetura técnica:</w:t>
       </w:r>
     </w:p>
     <w:p>
@@ -1778,7 +1778,7 @@
           <w:i w:val="0"/>
           <w:sz w:val="22"/>
         </w:rPr>
-        <w:t>: Dapper (decisao tomada na reuniao — ver D-01 e GDE-001)</w:t>
+        <w:t>: Dapper (decisão tomada na reuniao — ver D-01 e GDE-001)</w:t>
       </w:r>
     </w:p>
     <w:p>
@@ -1845,7 +1845,7 @@
           <w:i w:val="0"/>
           <w:sz w:val="22"/>
         </w:rPr>
-        <w:t>: Git Flow no repositorio Azure DevOps (</w:t>
+        <w:t>: Git Flow no repositório Azure DevOps (</w:t>
       </w:r>
       <w:r>
         <w:rPr>
@@ -1879,7 +1879,7 @@
           <w:i w:val="0"/>
           <w:sz w:val="22"/>
         </w:rPr>
-        <w:t>Autenticacao</w:t>
+        <w:t>Autenticação</w:t>
       </w:r>
       <w:r>
         <w:rPr>
@@ -1903,7 +1903,7 @@
           <w:i w:val="0"/>
           <w:sz w:val="22"/>
         </w:rPr>
-        <w:t>Configuracao</w:t>
+        <w:t>Configuração</w:t>
       </w:r>
       <w:r>
         <w:rPr>
@@ -1912,7 +1912,7 @@
           <w:i w:val="0"/>
           <w:sz w:val="22"/>
         </w:rPr>
-        <w:t>: connection strings via variaveis de ambiente, sem hardcode (D-06)</w:t>
+        <w:t>: connection strings via variáveis de ambiente, sem hardcode (D-06)</w:t>
       </w:r>
     </w:p>
     <w:p>
@@ -1945,7 +1945,7 @@
           <w:i w:val="0"/>
           <w:sz w:val="22"/>
         </w:rPr>
-        <w:t xml:space="preserve"> e o repositorio Azure DevOps estao disponiveis e serao compartilhados com a equipe Timeware ate 23/05/2026. Renan Kioshi levantou a questao sobre soft delete versus hard delete para grupos. Apos discussao sobre integridade referencial e rastreabilidade auditavel exigida pelo MPS-SW, ficou decidido pelo soft delete via campo </w:t>
+        <w:t xml:space="preserve"> e o repositório Azure DevOps estao disponíveis e serao compartilhados com a equipe Timeware até 23/05/2026. Renan Kioshi levantou a questao sobre soft delete versus hard delete para grupos. Após discussão sobre integridade referencial e rastreabilidade auditável exigida pelo MPS-SW, ficou decidido pelo soft delete via campo </w:t>
       </w:r>
       <w:r>
         <w:rPr>
@@ -1974,7 +1974,7 @@
         <w:keepLines/>
       </w:pPr>
       <w:r>
-        <w:t>3.4 Cadencia de Trabalho</w:t>
+        <w:t>3.4 Cadência de Trabalho</w:t>
       </w:r>
     </w:p>
     <w:p>
@@ -1988,7 +1988,7 @@
           <w:i w:val="0"/>
           <w:sz w:val="22"/>
         </w:rPr>
-        <w:t>Ficou estabelecida a seguinte cadencia de trabalho para todo o projeto:</w:t>
+        <w:t>Ficou estabelecida a seguinte cadência de trabalho para todo o projeto:</w:t>
       </w:r>
     </w:p>
     <w:p>
@@ -2012,7 +2012,7 @@
           <w:i w:val="0"/>
           <w:sz w:val="22"/>
         </w:rPr>
-        <w:t>: todos os dias uteis as 09h30 via Microsoft Teams (todas as partes — Abraão Oliveira, Cézar e os desenvolvedores; quando necessario Marcos Turnes e Leonardo)</w:t>
+        <w:t>: todos os dias úteis as 09h30 via Microsoft Teams (todas as partes — Abraão Oliveira, Cézar e os desenvolvedores; quando necessário Marcos Turnes e Leonardo)</w:t>
       </w:r>
     </w:p>
     <w:p>
@@ -2036,7 +2036,7 @@
           <w:i w:val="0"/>
           <w:sz w:val="22"/>
         </w:rPr>
-        <w:t>: duracao de 2 semanas; Sprint 1 com inicio em 26/05/2026</w:t>
+        <w:t>: duração de 2 semanas; Sprint 1 com início em 26/05/2026</w:t>
       </w:r>
     </w:p>
     <w:p>
@@ -2060,7 +2060,7 @@
           <w:i w:val="0"/>
           <w:sz w:val="22"/>
         </w:rPr>
-        <w:t>: segunda-feira de abertura do sprint (Abraão Oliveira e a equipe de desenvolvimento, com alinhamento previo com Marcos Turnes)</w:t>
+        <w:t>: segunda-feira de abertura do sprint (Abraão Oliveira e a equipe de desenvolvimento, com alinhamento prévio com Marcos Turnes)</w:t>
       </w:r>
     </w:p>
     <w:p>
@@ -2084,7 +2084,7 @@
           <w:i w:val="0"/>
           <w:sz w:val="22"/>
         </w:rPr>
-        <w:t>: sexta-feira de encerramento do sprint, as 14h00 via Teams, com participacao obrigatoria de Marcos Turnes e Leonardo Francisco Pereira</w:t>
+        <w:t>: sexta-feira de encerramento do sprint, as 14h00 via Teams, com participação obrigatória de Marcos Turnes e Leonardo Francisco Pereira</w:t>
       </w:r>
     </w:p>
     <w:p>
@@ -2099,7 +2099,7 @@
           <w:i w:val="0"/>
           <w:sz w:val="22"/>
         </w:rPr>
-        <w:t>Relatorio de Status Semanal</w:t>
+        <w:t>Relatório de Status Semanal</w:t>
       </w:r>
       <w:r>
         <w:rPr>
@@ -2108,7 +2108,7 @@
           <w:i w:val="0"/>
           <w:sz w:val="22"/>
         </w:rPr>
-        <w:t>: Abraão Oliveira envia email de status a Marcos Turnes toda sexta-feira, cobrindo progresso, impedimentos e proximos passos</w:t>
+        <w:t>: Abraão Oliveira envia email de status a Marcos Turnes toda sexta-feira, cobrindo progresso, impedimentos e próximos passos</w:t>
       </w:r>
     </w:p>
     <w:p>
@@ -2123,7 +2123,7 @@
           <w:i w:val="0"/>
           <w:sz w:val="22"/>
         </w:rPr>
-        <w:t>Canal de comunicacao assincronico</w:t>
+        <w:t>Canal de comunicação assincronico</w:t>
       </w:r>
       <w:r>
         <w:rPr>
@@ -2132,7 +2132,7 @@
           <w:i w:val="0"/>
           <w:sz w:val="22"/>
         </w:rPr>
-        <w:t>: Microsoft Teams (canal do projeto) para duvidas e alinhamentos nao urgentes; urgencias por telefone direto Abraão Oliveira–Marcos</w:t>
+        <w:t>: Microsoft Teams (canal do projeto) para dúvidas e alinhamentos não urgentes; urgências por telefone direto Abraão Oliveira–Marcos</w:t>
       </w:r>
     </w:p>
     <w:p>
@@ -2156,7 +2156,7 @@
           <w:i w:val="0"/>
           <w:sz w:val="22"/>
         </w:rPr>
-        <w:t xml:space="preserve">Marcos Turnes confirmou que os seguintes acessos seriam providenciados ate </w:t>
+        <w:t xml:space="preserve">Marcos Turnes confirmou que os seguintes acessos seriam providenciados até </w:t>
       </w:r>
       <w:r>
         <w:rPr>
@@ -2189,7 +2189,7 @@
           <w:i w:val="0"/>
           <w:sz w:val="22"/>
         </w:rPr>
-        <w:t>Acesso ao repositorio Azure DevOps (</w:t>
+        <w:t>Acesso ao repositório Azure DevOps (</w:t>
       </w:r>
       <w:r>
         <w:rPr>
@@ -2257,7 +2257,7 @@
           <w:i w:val="0"/>
           <w:sz w:val="22"/>
         </w:rPr>
-        <w:t xml:space="preserve">Documentacao do contrato de API do </w:t>
+        <w:t xml:space="preserve">Documentação do contrato de API do </w:t>
       </w:r>
       <w:r>
         <w:rPr>
@@ -2276,7 +2276,7 @@
           <w:i w:val="0"/>
           <w:sz w:val="22"/>
         </w:rPr>
-        <w:t xml:space="preserve"> (microservico de vinculos)</w:t>
+        <w:t xml:space="preserve"> (microserviço de vínculos)</w:t>
       </w:r>
     </w:p>
     <w:p>
@@ -2290,7 +2290,7 @@
           <w:i w:val="0"/>
           <w:sz w:val="22"/>
         </w:rPr>
-        <w:t xml:space="preserve">Leonardo Francisco Pereira ficou responsavel por preparar o ambiente de homologacao AASP (banco de dados de homologacao e servidor de aplicacao) para estar disponivel no inicio da Sprint 2, em </w:t>
+        <w:t xml:space="preserve">Leonardo Francisco Pereira ficou responsável por preparar o ambiente de homologação AASP (banco de dados de homologação e servidor de aplicação) para estar disponível no início da Sprint 2, em </w:t>
       </w:r>
       <w:r>
         <w:rPr>
@@ -2308,7 +2308,7 @@
           <w:i w:val="0"/>
           <w:sz w:val="22"/>
         </w:rPr>
-        <w:t>, data em que os primeiros testes de homologacao estao previstos.</w:t>
+        <w:t>, data em que os primeiros testes de homologação estao previstos.</w:t>
       </w:r>
     </w:p>
     <w:p>
@@ -2351,7 +2351,7 @@
           <w:i w:val="0"/>
           <w:sz w:val="22"/>
         </w:rPr>
-        <w:t xml:space="preserve"> para identificar tabelas relevantes e evitar conflitos de nomenclatura ou redundancia. Marcos Turnes informou que ha uma tabela </w:t>
+        <w:t xml:space="preserve"> para identificar tabelas relevantes e evitar conflitos de nomenclatura ou redundância. Marcos Turnes informou que ha uma tabela </w:t>
       </w:r>
       <w:r>
         <w:rPr>
@@ -2389,7 +2389,7 @@
           <w:i w:val="0"/>
           <w:sz w:val="22"/>
         </w:rPr>
-        <w:t xml:space="preserve"> como chave primaria utilizada em todo o sistema Gerenciador. As novas tabelas necessarias para a Feature AG (</w:t>
+        <w:t xml:space="preserve"> como chave primária utilizada em todo o sistema Gerenciador. As novas tabelas necessárias para a Feature AG (</w:t>
       </w:r>
       <w:r>
         <w:rPr>
@@ -2446,7 +2446,7 @@
           <w:i w:val="0"/>
           <w:sz w:val="22"/>
         </w:rPr>
-        <w:t>) serao criadas via scripts de migration versionados no repositorio, garantindo rastreabilidade e reproducibilidade dos ambientes (dev, homologacao, producao). Ficou acordado que Cézar Velázquez elaboraria os scripts de migration ate 28/05/2026.</w:t>
+        <w:t>) serao criadas via scripts de migration versionados no repositório, garantindo rastreabilidade e reproducibilidade dos ambientes (dev, homologação, produção). Ficou acordado que Cézar Velázquez elaboraria os scripts de migration até 28/05/2026.</w:t>
       </w:r>
     </w:p>
     <w:p>
@@ -2459,7 +2459,7 @@
         </w:pBdr>
       </w:pPr>
       <w:r>
-        <w:t>4. Decisoes Tomadas</w:t>
+        <w:t>4. Decisões Tomadas</w:t>
       </w:r>
     </w:p>
     <w:tbl>
@@ -2535,7 +2535,7 @@
                 <w:color w:val="FFFFFF"/>
                 <w:sz w:val="20"/>
               </w:rPr>
-              <w:t>Decisao</w:t>
+              <w:t>Decisão</w:t>
             </w:r>
           </w:p>
         </w:tc>
@@ -2562,7 +2562,7 @@
                 <w:color w:val="FFFFFF"/>
                 <w:sz w:val="20"/>
               </w:rPr>
-              <w:t>Responsavel</w:t>
+              <w:t>Responsável</w:t>
             </w:r>
           </w:p>
         </w:tc>
@@ -2589,7 +2589,7 @@
                 <w:color w:val="FFFFFF"/>
                 <w:sz w:val="20"/>
               </w:rPr>
-              <w:t>Referencia</w:t>
+              <w:t>Referência</w:t>
             </w:r>
           </w:p>
         </w:tc>
@@ -2646,7 +2646,7 @@
                 <w:i w:val="0"/>
                 <w:sz w:val="20"/>
               </w:rPr>
-              <w:t>Dapper como ORM — escolhido em detrimento do Entity Framework Core por compatibilidade com .NET FW 4.7.2 e por ser o padrao de acesso a dados adotado no projeto Gerenciador AASP</w:t>
+              <w:t>Dapper como ORM — escolhido em detrimento do Entity Framework Core por compatibilidade com .NET FW 4.7.2 e por ser o padrão de acesso a dados adotado no projeto Gerenciador AASP</w:t>
             </w:r>
           </w:p>
         </w:tc>
@@ -2772,7 +2772,7 @@
                 <w:i w:val="0"/>
                 <w:sz w:val="20"/>
               </w:rPr>
-              <w:t xml:space="preserve"> ao inves de exclusao fisica; garante integridade referencial e rastreabilidade auditavel conforme requisitos MPS</w:t>
+              <w:t xml:space="preserve"> ao inves de exclusão física; garante integridade referencial e rastreabilidade auditável conforme requisitos MPS</w:t>
             </w:r>
           </w:p>
         </w:tc>
@@ -2879,7 +2879,7 @@
                 <w:i w:val="0"/>
                 <w:sz w:val="20"/>
               </w:rPr>
-              <w:t xml:space="preserve">Git Flow como modelo de branching — padrao: </w:t>
+              <w:t xml:space="preserve">Git Flow como modelo de branching — padrão: </w:t>
             </w:r>
             <w:r>
               <w:rPr>
@@ -3198,7 +3198,7 @@
                 <w:i w:val="0"/>
                 <w:sz w:val="20"/>
               </w:rPr>
-              <w:t>JWT Bearer Token para autenticacao em todos os endpoints do ms.auxo.gruposusuarios, sem excecao</w:t>
+              <w:t>JWT Bearer Token para autenticação em todos os endpoints do ms.auxo.gruposusuarios, sem exceção</w:t>
             </w:r>
           </w:p>
         </w:tc>
@@ -3305,7 +3305,7 @@
                 <w:i w:val="0"/>
                 <w:sz w:val="20"/>
               </w:rPr>
-              <w:t>Connection strings via variaveis de ambiente — proibido hardcode de strings de conexao no codigo-fonte ou em arquivos commitados</w:t>
+              <w:t>Connection strings via variáveis de ambiente — proibido hardcode de strings de conexao no código-fonte ou em arquivos commitados</w:t>
             </w:r>
           </w:p>
         </w:tc>
@@ -3412,7 +3412,7 @@
                 <w:i w:val="0"/>
                 <w:sz w:val="20"/>
               </w:rPr>
-              <w:t>Aceite formal por sprint realizado por Marcos Turnes, com participacao de Leonardo Francisco Pereira na execucao dos testes de homologacao; aceite documentado em ata</w:t>
+              <w:t>Aceite formal por sprint realizado por Marcos Turnes, com participação de Leonardo Francisco Pereira na execução dos testes de homologação; aceite documentado em ata</w:t>
             </w:r>
           </w:p>
         </w:tc>
@@ -3560,7 +3560,7 @@
                 <w:color w:val="FFFFFF"/>
                 <w:sz w:val="20"/>
               </w:rPr>
-              <w:t>Responsavel</w:t>
+              <w:t>Responsável</w:t>
             </w:r>
           </w:p>
         </w:tc>
@@ -3618,7 +3618,7 @@
                 <w:i w:val="0"/>
                 <w:sz w:val="20"/>
               </w:rPr>
-              <w:t>Providenciar acesso ao repositorio Azure DevOps (ms.auxo.gruposusuarios) para Renan Kioshi, Henry Komatsu e Mateus Veloso</w:t>
+              <w:t>Providenciar acesso ao repositório Azure DevOps (ms.auxo.gruposusuarios) para Renan Kioshi, Henry Komatsu e Mateus Veloso</w:t>
             </w:r>
           </w:p>
         </w:tc>
@@ -3781,7 +3781,7 @@
                 <w:i w:val="0"/>
                 <w:sz w:val="20"/>
               </w:rPr>
-              <w:t>Compartilhar contrato de API do ms.temis.vinculos (swagger ou documento de especificacao)</w:t>
+              <w:t>Compartilhar contrato de API do ms.temis.vinculos (swagger ou documento de especificação)</w:t>
             </w:r>
           </w:p>
         </w:tc>
@@ -3863,7 +3863,7 @@
                 <w:i w:val="0"/>
                 <w:sz w:val="20"/>
               </w:rPr>
-              <w:t>Preparar ambiente de homologacao AASP (banco de dados e servidor de aplicacao) para testes de homologacao</w:t>
+              <w:t>Preparar ambiente de homologação AASP (banco de dados e servidor de aplicação) para testes de homologação</w:t>
             </w:r>
           </w:p>
         </w:tc>
@@ -3913,7 +3913,7 @@
                 <w:i w:val="0"/>
                 <w:sz w:val="20"/>
               </w:rPr>
-              <w:t>09/06/2026 (inicio Sprint 2)</w:t>
+              <w:t>09/06/2026 (início Sprint 2)</w:t>
             </w:r>
           </w:p>
         </w:tc>
@@ -3944,7 +3944,7 @@
                 <w:i w:val="0"/>
                 <w:sz w:val="20"/>
               </w:rPr>
-              <w:t>Configurar pipeline CI/CD no Azure DevOps (build automatico, execucao de testes unitarios no PR)</w:t>
+              <w:t>Configurar pipeline CI/CD no Azure DevOps (build automático, execução de testes unitários no PR)</w:t>
             </w:r>
           </w:p>
         </w:tc>
@@ -4026,7 +4026,7 @@
                 <w:i w:val="0"/>
                 <w:sz w:val="20"/>
               </w:rPr>
-              <w:t>Criar branches de feature no repositorio: feature/ag-20, feature/ag-21, feature/ag-22</w:t>
+              <w:t>Criar branches de feature no repositório: feature/ag-20, feature/ag-21, feature/ag-22</w:t>
             </w:r>
           </w:p>
         </w:tc>
@@ -4107,7 +4107,7 @@
                 <w:i w:val="0"/>
                 <w:sz w:val="20"/>
               </w:rPr>
-              <w:t>Elaborar scripts de migration para criacao das tabelas Grupos, PermissoesGrupo e UsuariosGrupo no banco auxo3</w:t>
+              <w:t>Elaborar scripts de migration para criação das tabelas Grupos, PermissoesGrupo e UsuariosGrupo no banco auxo3</w:t>
             </w:r>
           </w:p>
         </w:tc>
@@ -4343,7 +4343,7 @@
         </w:pBdr>
       </w:pPr>
       <w:r>
-        <w:t>6. Proximos Passos</w:t>
+        <w:t>6. Próximos Passos</w:t>
       </w:r>
     </w:p>
     <w:p>
@@ -4385,7 +4385,7 @@
           <w:i w:val="0"/>
           <w:sz w:val="22"/>
         </w:rPr>
-        <w:t>, com foco na implementacao de AG-20 (CRUD base de grupos: POST /grupos, GET /grupos, GET /grupos/{id}, PUT /grupos/{id}, DELETE /grupos/{id})</w:t>
+        <w:t>, com foco na implementação de AG-20 (CRUD base de grupos: POST /grupos, GET /grupos, GET /grupos/{id}, PUT /grupos/{id}, DELETE /grupos/{id})</w:t>
       </w:r>
     </w:p>
     <w:p>
@@ -4400,7 +4400,7 @@
           <w:i w:val="0"/>
           <w:sz w:val="22"/>
         </w:rPr>
-        <w:t>Proxima reuniao formal</w:t>
+        <w:t>Próxima reuniao formal</w:t>
       </w:r>
       <w:r>
         <w:rPr>
@@ -4442,7 +4442,7 @@
           <w:i w:val="0"/>
           <w:sz w:val="22"/>
         </w:rPr>
-        <w:t>Equipe Timeware iniciara o setup do projeto (.NET FW 4.7.2, Dapper, estrutura de pastas, pipeline CI) imediatamente apos recebimento dos acessos (previsto 23/05/2026)</w:t>
+        <w:t>Equipe Timeware iniciará o setup do projeto (.NET FW 4.7.2, Dapper, estrutura de pastas, pipeline CI) imediatamente após recebimento dos acessos (previsto 23/05/2026)</w:t>
       </w:r>
     </w:p>
     <w:p>
@@ -4455,7 +4455,7 @@
         </w:pBdr>
       </w:pPr>
       <w:r>
-        <w:t>Historico de Revisoes</w:t>
+        <w:t>Histórico de Revisões</w:t>
       </w:r>
     </w:p>
     <w:tbl>
@@ -4503,7 +4503,7 @@
                 <w:i w:val="0"/>
                 <w:sz w:val="20"/>
               </w:rPr>
-              <w:t>Versao</w:t>
+              <w:t>Versão</w:t>
             </w:r>
           </w:p>
         </w:tc>
@@ -4581,7 +4581,7 @@
                 <w:i w:val="0"/>
                 <w:sz w:val="20"/>
               </w:rPr>
-              <w:t>Descricao</w:t>
+              <w:t>Descrição</w:t>
             </w:r>
           </w:p>
         </w:tc>
@@ -4687,7 +4687,7 @@
                 <w:i w:val="0"/>
                 <w:sz w:val="20"/>
               </w:rPr>
-              <w:t>Versao inicial — registro da reuniao de kickoff realizada em 19/05/2026</w:t>
+              <w:t>Versão inicial — registro da reuniao de kickoff realizada em 19/05/2026</w:t>
             </w:r>
           </w:p>
         </w:tc>

--- a/mps-nivel-c/oficial/04_registros/AASP_Gerenciador/AASP01_Grupos-Usuarios/ATA-AASP01-001_Ata-de-Kickoff.docx
+++ b/mps-nivel-c/oficial/04_registros/AASP_Gerenciador/AASP01_Grupos-Usuarios/ATA-AASP01-001_Ata-de-Kickoff.docx
@@ -21,7 +21,7 @@
           <w:color w:val="003366"/>
           <w:sz w:val="36"/>
         </w:rPr>
-        <w:t>ATA DE KICKOFF — AASP GERENCIADOR · GRUPOS DE USUARIOS</w:t>
+        <w:t>ATA DE KICKOFF — AASP GERENCIADOR · GRUPOS DE USUÁRIOS</w:t>
       </w:r>
     </w:p>
     <w:p>
@@ -226,7 +226,7 @@
                 <w:i w:val="0"/>
                 <w:sz w:val="20"/>
               </w:rPr>
-              <w:t>Grupos de Usuarios — AASP Gerenciador</w:t>
+              <w:t>Grupos de Usuários — AASP Gerenciador</w:t>
             </w:r>
           </w:p>
         </w:tc>
@@ -282,7 +282,7 @@
                 <w:i w:val="0"/>
                 <w:sz w:val="20"/>
               </w:rPr>
-              <w:t>AASP — Associacao dos Advogados de Sao Paulo</w:t>
+              <w:t>AASP — Associação dos Advogados de São Paulo</w:t>
             </w:r>
           </w:p>
         </w:tc>
@@ -338,7 +338,7 @@
                 <w:i w:val="0"/>
                 <w:sz w:val="20"/>
               </w:rPr>
-              <w:t>Kickoff — Inicio formal do projeto</w:t>
+              <w:t>Kickoff — Início formal do projeto</w:t>
             </w:r>
           </w:p>
         </w:tc>
@@ -425,7 +425,7 @@
                 <w:i w:val="0"/>
                 <w:sz w:val="20"/>
               </w:rPr>
-              <w:t>Horario</w:t>
+              <w:t>Horário</w:t>
             </w:r>
           </w:p>
         </w:tc>
@@ -562,7 +562,7 @@
                 <w:i w:val="0"/>
                 <w:sz w:val="20"/>
               </w:rPr>
-              <w:t>Abraão (Timeware)</w:t>
+              <w:t>Abraão Oliveira (Timeware)</w:t>
             </w:r>
           </w:p>
         </w:tc>
@@ -593,7 +593,7 @@
                 <w:i w:val="0"/>
                 <w:sz w:val="20"/>
               </w:rPr>
-              <w:t>Versao</w:t>
+              <w:t>Versão</w:t>
             </w:r>
           </w:p>
         </w:tc>
@@ -674,7 +674,7 @@
                 <w:i w:val="0"/>
                 <w:sz w:val="20"/>
               </w:rPr>
-              <w:t>Abraão</w:t>
+              <w:t>Abraão Oliveira</w:t>
             </w:r>
           </w:p>
         </w:tc>
@@ -730,7 +730,7 @@
                 <w:i w:val="0"/>
                 <w:sz w:val="20"/>
               </w:rPr>
-              <w:t>GPR — Gerencia de Projetos (evidencia de projeto)</w:t>
+              <w:t>GPR — Gerência de Projetos (evidência de projeto)</w:t>
             </w:r>
           </w:p>
         </w:tc>
@@ -884,7 +884,7 @@
                 <w:i w:val="0"/>
                 <w:sz w:val="20"/>
               </w:rPr>
-              <w:t>Abraão · Cezar Hiraki</w:t>
+              <w:t>Abraão Oliveira · Cézar Velázquez</w:t>
             </w:r>
           </w:p>
         </w:tc>
@@ -936,7 +936,7 @@
                 <w:i w:val="0"/>
                 <w:sz w:val="20"/>
               </w:rPr>
-              <w:t>GP (Abraão) · Arquiteto/Tech Lead (Cezar) · Facilitador</w:t>
+              <w:t>GP (Abraão Oliveira) · Arquiteto/Tech Lead (Cézar) · Facilitador</w:t>
             </w:r>
           </w:p>
         </w:tc>
@@ -966,7 +966,7 @@
                 <w:i w:val="0"/>
                 <w:sz w:val="20"/>
               </w:rPr>
-              <w:t>Renan Kiyoshi</w:t>
+              <w:t>Renan Kioshi</w:t>
             </w:r>
           </w:p>
         </w:tc>
@@ -1378,7 +1378,7 @@
           <w:i w:val="0"/>
           <w:sz w:val="22"/>
         </w:rPr>
-        <w:t>Apresentacao da equipe Timeware ao time AASP</w:t>
+        <w:t>Apresentação da equipe Timeware ao time AASP</w:t>
       </w:r>
     </w:p>
     <w:p>
@@ -1393,7 +1393,7 @@
           <w:i w:val="0"/>
           <w:sz w:val="22"/>
         </w:rPr>
-        <w:t>Revisao do escopo e objetivos — Feature AG (Grupos de Usuarios)</w:t>
+        <w:t>Revisão do escopo e objetivos — Feature AG (Grupos de Usuários)</w:t>
       </w:r>
     </w:p>
     <w:p>
@@ -1408,7 +1408,7 @@
           <w:i w:val="0"/>
           <w:sz w:val="22"/>
         </w:rPr>
-        <w:t>Arquitetura tecnica da solucao (stack, banco de dados, integracoes)</w:t>
+        <w:t>Arquitetura técnica da solução (stack, banco de dados, integrações)</w:t>
       </w:r>
     </w:p>
     <w:p>
@@ -1423,7 +1423,7 @@
           <w:i w:val="0"/>
           <w:sz w:val="22"/>
         </w:rPr>
-        <w:t>Cadencia de trabalho (sprints, cerimonias, canais de comunicacao)</w:t>
+        <w:t>Cadência de trabalho (sprints, cerimonias, canais de comunicação)</w:t>
       </w:r>
     </w:p>
     <w:p>
@@ -1438,7 +1438,7 @@
           <w:i w:val="0"/>
           <w:sz w:val="22"/>
         </w:rPr>
-        <w:t>Gestao de acessos: Azure DevOps, banco auxo3, ambiente de homologacao</w:t>
+        <w:t>Gestao de acessos: Azure DevOps, banco auxo3, ambiente de homologação</w:t>
       </w:r>
     </w:p>
     <w:p>
@@ -1453,7 +1453,7 @@
           <w:i w:val="0"/>
           <w:sz w:val="22"/>
         </w:rPr>
-        <w:t>Alinhamentos sobre o banco auxo3 (schema existente, restricoes)</w:t>
+        <w:t>Alinhamentos sobre o banco auxo3 (schema existente, restrições)</w:t>
       </w:r>
     </w:p>
     <w:p>
@@ -1468,7 +1468,7 @@
           <w:i w:val="0"/>
           <w:sz w:val="22"/>
         </w:rPr>
-        <w:t>Proximos passos e acoes imediatas</w:t>
+        <w:t>Próximos passos e acoes imediatas</w:t>
       </w:r>
     </w:p>
     <w:p>
@@ -1481,7 +1481,7 @@
         </w:pBdr>
       </w:pPr>
       <w:r>
-        <w:t>3. Resumo das Discussoes</w:t>
+        <w:t>3. Resumo das Discussões</w:t>
       </w:r>
     </w:p>
     <w:p>
@@ -1491,7 +1491,7 @@
         <w:keepLines/>
       </w:pPr>
       <w:r>
-        <w:t>3.1 Apresentacao da Equipe e Alinhamento de Papeis</w:t>
+        <w:t>3.1 Apresentação da Equipe e Alinhamento de Papeis</w:t>
       </w:r>
     </w:p>
     <w:p>
@@ -1505,7 +1505,7 @@
           <w:i w:val="0"/>
           <w:sz w:val="22"/>
         </w:rPr>
-        <w:t>Abraão abriu a reuniao apresentando a equipe Timeware responsavel pela entrega da Feature AG: Abraão como Gerente de Projeto, Cezar Hiraki como Arquiteto e Tech Lead, e Renan Kiyoshi, Henry Komatsu e Mateus Veloso como desenvolvedores. Marcos Turnes foi apresentado como Product Owner da AASP e principal tomador de decisoes de negocio para o projeto. Leonardo Francisco Pereira ficou estabelecida como responsavel pela execucao dos testes de homologacao e pelo aceite tecnico dos entregaveis. Ficou acordado que Abraão e Marcos Turnes seriam os pontos focais primarios de comunicacao entre Timeware e AASP.</w:t>
+        <w:t>Abraão Oliveira abriu a reuniao apresentando a equipe Timeware responsável pela entrega da Feature AG: Abraão Oliveira como Gerente de Projeto, Cézar Velázquez como Arquiteto e Tech Lead, e Renan Kioshi, Henry Komatsu e Mateus Veloso como desenvolvedores. Marcos Turnes foi apresentado como Product Owner da AASP e principal tomador de decisões de negócio para o projeto. Leonardo Francisco Pereira ficou estabelecida como responsável pela execução dos testes de homologação e pelo aceite técnico dos entregáveis. Ficou acordado que Abraão Oliveira e Marcos Turnes seriam os pontos focais primários de comunicação entre Timeware e AASP.</w:t>
       </w:r>
     </w:p>
     <w:p>
@@ -1515,7 +1515,7 @@
         <w:keepLines/>
       </w:pPr>
       <w:r>
-        <w:t>3.2 Revisao do Escopo</w:t>
+        <w:t>3.2 Revisão do Escopo</w:t>
       </w:r>
     </w:p>
     <w:p>
@@ -1529,7 +1529,7 @@
           <w:i w:val="0"/>
           <w:sz w:val="22"/>
         </w:rPr>
-        <w:t>Abraão apresentou o escopo completo da Feature AG — Grupos de Usuarios, que compreende:</w:t>
+        <w:t>Abraão Oliveira apresentou o escopo completo da Feature AG — Grupos de Usuários, que compreende:</w:t>
       </w:r>
     </w:p>
     <w:p>
@@ -1553,7 +1553,7 @@
           <w:i w:val="0"/>
           <w:sz w:val="22"/>
         </w:rPr>
-        <w:t>: criacao, leitura, atualizacao e exclusao (soft delete) de grupos de usuarios</w:t>
+        <w:t>: criação, leitura, atualização e exclusão (soft delete) de grupos de usuários</w:t>
       </w:r>
     </w:p>
     <w:p>
@@ -1568,7 +1568,7 @@
           <w:i w:val="0"/>
           <w:sz w:val="22"/>
         </w:rPr>
-        <w:t>Controle de Permissoes RBAC</w:t>
+        <w:t>Controle de Permissões RBAC</w:t>
       </w:r>
       <w:r>
         <w:rPr>
@@ -1577,7 +1577,7 @@
           <w:i w:val="0"/>
           <w:sz w:val="22"/>
         </w:rPr>
-        <w:t>: vinculacao de permissoes a grupos, habilitando controle de acesso baseado em funcoes</w:t>
+        <w:t>: vinculação de permissões a grupos, habilitando controle de acesso baseado em funções</w:t>
       </w:r>
     </w:p>
     <w:p>
@@ -1592,7 +1592,7 @@
           <w:i w:val="0"/>
           <w:sz w:val="22"/>
         </w:rPr>
-        <w:t>Vinculacao Usuario-Grupo</w:t>
+        <w:t>Vinculação Usuário-Grupo</w:t>
       </w:r>
       <w:r>
         <w:rPr>
@@ -1601,7 +1601,7 @@
           <w:i w:val="0"/>
           <w:sz w:val="22"/>
         </w:rPr>
-        <w:t>: endpoints para adicionar e remover usuarios de grupos</w:t>
+        <w:t>: endpoints para adicionar e remover usuários de grupos</w:t>
       </w:r>
     </w:p>
     <w:p>
@@ -1625,7 +1625,7 @@
           <w:i w:val="0"/>
           <w:sz w:val="22"/>
         </w:rPr>
-        <w:t>: registro de acoes sobre grupos e permissoes</w:t>
+        <w:t>: registro de acoes sobre grupos e permissões</w:t>
       </w:r>
     </w:p>
     <w:p>
@@ -1640,7 +1640,7 @@
           <w:i w:val="0"/>
           <w:sz w:val="22"/>
         </w:rPr>
-        <w:t>Integracao com ms.temis.vinculos</w:t>
+        <w:t>Integração com ms.temis.vinculos</w:t>
       </w:r>
       <w:r>
         <w:rPr>
@@ -1649,7 +1649,7 @@
           <w:i w:val="0"/>
           <w:sz w:val="22"/>
         </w:rPr>
-        <w:t>: consumo do microservico de vinculos para validacoes de acesso</w:t>
+        <w:t>: consumo do microserviço de vínculos para validações de acesso</w:t>
       </w:r>
     </w:p>
     <w:p>
@@ -1664,7 +1664,7 @@
           <w:i w:val="0"/>
           <w:sz w:val="22"/>
         </w:rPr>
-        <w:t>Relatorios</w:t>
+        <w:t>Relatórios</w:t>
       </w:r>
       <w:r>
         <w:rPr>
@@ -1687,7 +1687,7 @@
           <w:i w:val="0"/>
           <w:sz w:val="22"/>
         </w:rPr>
-        <w:t xml:space="preserve">Marcos Turnes confirmou os objetivos de negocio e reafirmou a criticidade do controle de acesso por grupo para a operacao do sistema Gerenciador pela AASP. O microservico sera entregue como </w:t>
+        <w:t xml:space="preserve">Marcos Turnes confirmou os objetivos de negócio e reafirmou a criticidade do controle de acesso por grupo para a operação do sistema Gerenciador pela AASP. O microserviço será entregue como </w:t>
       </w:r>
       <w:r>
         <w:rPr>
@@ -1716,7 +1716,7 @@
         <w:keepLines/>
       </w:pPr>
       <w:r>
-        <w:t>3.3 Arquitetura Tecnica</w:t>
+        <w:t>3.3 Arquitetura Técnica</w:t>
       </w:r>
     </w:p>
     <w:p>
@@ -1730,7 +1730,7 @@
           <w:i w:val="0"/>
           <w:sz w:val="22"/>
         </w:rPr>
-        <w:t>Cezar Hiraki apresentou a proposta de arquitetura tecnica:</w:t>
+        <w:t>Cézar Velázquez apresentou a proposta de arquitetura técnica:</w:t>
       </w:r>
     </w:p>
     <w:p>
@@ -1754,7 +1754,7 @@
           <w:i w:val="0"/>
           <w:sz w:val="22"/>
         </w:rPr>
-        <w:t>: ASP.NET Core Web API (.NET Framework 4.7.2)</w:t>
+        <w:t>: ASP.NET Web API (.NET Framework 4.7.2)</w:t>
       </w:r>
     </w:p>
     <w:p>
@@ -1778,7 +1778,7 @@
           <w:i w:val="0"/>
           <w:sz w:val="22"/>
         </w:rPr>
-        <w:t>: Dapper (decisao tomada na reuniao — ver D-01 e GDE-001)</w:t>
+        <w:t>: Dapper (decisão tomada na reuniao — ver D-01 e GDE-001)</w:t>
       </w:r>
     </w:p>
     <w:p>
@@ -1845,7 +1845,7 @@
           <w:i w:val="0"/>
           <w:sz w:val="22"/>
         </w:rPr>
-        <w:t>: Git Flow no repositorio Azure DevOps (</w:t>
+        <w:t>: Git Flow no repositório Azure DevOps (</w:t>
       </w:r>
       <w:r>
         <w:rPr>
@@ -1879,7 +1879,7 @@
           <w:i w:val="0"/>
           <w:sz w:val="22"/>
         </w:rPr>
-        <w:t>Autenticacao</w:t>
+        <w:t>Autenticação</w:t>
       </w:r>
       <w:r>
         <w:rPr>
@@ -1903,7 +1903,7 @@
           <w:i w:val="0"/>
           <w:sz w:val="22"/>
         </w:rPr>
-        <w:t>Configuracao</w:t>
+        <w:t>Configuração</w:t>
       </w:r>
       <w:r>
         <w:rPr>
@@ -1912,7 +1912,7 @@
           <w:i w:val="0"/>
           <w:sz w:val="22"/>
         </w:rPr>
-        <w:t>: connection strings via variaveis de ambiente, sem hardcode (D-06)</w:t>
+        <w:t>: connection strings via variáveis de ambiente, sem hardcode (D-06)</w:t>
       </w:r>
     </w:p>
     <w:p>
@@ -1945,7 +1945,7 @@
           <w:i w:val="0"/>
           <w:sz w:val="22"/>
         </w:rPr>
-        <w:t xml:space="preserve"> e o repositorio Azure DevOps estao disponiveis e serao compartilhados com a equipe Timeware ate 23/05/2026. Renan Kiyoshi levantou a questao sobre soft delete versus hard delete para grupos. Apos discussao sobre integridade referencial e rastreabilidade auditavel exigida pelo MPS-SW, ficou decidido pelo soft delete via campo </w:t>
+        <w:t xml:space="preserve"> e o repositório Azure DevOps estao disponíveis e serao compartilhados com a equipe Timeware até 23/05/2026. Renan Kioshi levantou a questao sobre soft delete versus hard delete para grupos. Após discussão sobre integridade referencial e rastreabilidade auditável exigida pelo MPS-SW, ficou decidido pelo soft delete via campo </w:t>
       </w:r>
       <w:r>
         <w:rPr>
@@ -1974,7 +1974,7 @@
         <w:keepLines/>
       </w:pPr>
       <w:r>
-        <w:t>3.4 Cadencia de Trabalho</w:t>
+        <w:t>3.4 Cadência de Trabalho</w:t>
       </w:r>
     </w:p>
     <w:p>
@@ -1988,7 +1988,7 @@
           <w:i w:val="0"/>
           <w:sz w:val="22"/>
         </w:rPr>
-        <w:t>Ficou estabelecida a seguinte cadencia de trabalho para todo o projeto:</w:t>
+        <w:t>Ficou estabelecida a seguinte cadência de trabalho para todo o projeto:</w:t>
       </w:r>
     </w:p>
     <w:p>
@@ -2012,7 +2012,7 @@
           <w:i w:val="0"/>
           <w:sz w:val="22"/>
         </w:rPr>
-        <w:t>: todos os dias uteis as 09h30 via Microsoft Teams (todas as partes — Abraão, Cezar e os desenvolvedores; quando necessario Marcos Turnes e Leonardo)</w:t>
+        <w:t>: todos os dias úteis as 09h30 via Microsoft Teams (todas as partes — Abraão Oliveira, Cézar e os desenvolvedores; quando necessário Marcos Turnes e Leonardo)</w:t>
       </w:r>
     </w:p>
     <w:p>
@@ -2036,7 +2036,7 @@
           <w:i w:val="0"/>
           <w:sz w:val="22"/>
         </w:rPr>
-        <w:t>: duracao de 2 semanas; Sprint 1 com inicio em 26/05/2026</w:t>
+        <w:t>: duração de 2 semanas; Sprint 1 com início em 26/05/2026</w:t>
       </w:r>
     </w:p>
     <w:p>
@@ -2060,7 +2060,7 @@
           <w:i w:val="0"/>
           <w:sz w:val="22"/>
         </w:rPr>
-        <w:t>: segunda-feira de abertura do sprint (Abraão e a equipe de desenvolvimento, com alinhamento previo com Marcos Turnes)</w:t>
+        <w:t>: segunda-feira de abertura do sprint (Abraão Oliveira e a equipe de desenvolvimento, com alinhamento prévio com Marcos Turnes)</w:t>
       </w:r>
     </w:p>
     <w:p>
@@ -2084,7 +2084,7 @@
           <w:i w:val="0"/>
           <w:sz w:val="22"/>
         </w:rPr>
-        <w:t>: sexta-feira de encerramento do sprint, as 14h00 via Teams, com participacao obrigatoria de Marcos Turnes e Leonardo Francisco Pereira</w:t>
+        <w:t>: sexta-feira de encerramento do sprint, as 14h00 via Teams, com participação obrigatória de Marcos Turnes e Leonardo Francisco Pereira</w:t>
       </w:r>
     </w:p>
     <w:p>
@@ -2099,7 +2099,7 @@
           <w:i w:val="0"/>
           <w:sz w:val="22"/>
         </w:rPr>
-        <w:t>Relatorio de Status Semanal</w:t>
+        <w:t>Relatório de Status Semanal</w:t>
       </w:r>
       <w:r>
         <w:rPr>
@@ -2108,7 +2108,7 @@
           <w:i w:val="0"/>
           <w:sz w:val="22"/>
         </w:rPr>
-        <w:t>: Abraão envia email de status a Marcos Turnes toda sexta-feira, cobrindo progresso, impedimentos e proximos passos</w:t>
+        <w:t>: Abraão Oliveira envia email de status a Marcos Turnes toda sexta-feira, cobrindo progresso, impedimentos e próximos passos</w:t>
       </w:r>
     </w:p>
     <w:p>
@@ -2123,7 +2123,7 @@
           <w:i w:val="0"/>
           <w:sz w:val="22"/>
         </w:rPr>
-        <w:t>Canal de comunicacao assincronico</w:t>
+        <w:t>Canal de comunicação assincronico</w:t>
       </w:r>
       <w:r>
         <w:rPr>
@@ -2132,7 +2132,7 @@
           <w:i w:val="0"/>
           <w:sz w:val="22"/>
         </w:rPr>
-        <w:t>: Microsoft Teams (canal do projeto) para duvidas e alinhamentos nao urgentes; urgencias por telefone direto Abraão–Marcos</w:t>
+        <w:t>: Microsoft Teams (canal do projeto) para dúvidas e alinhamentos não urgentes; urgências por telefone direto Abraão Oliveira–Marcos</w:t>
       </w:r>
     </w:p>
     <w:p>
@@ -2156,7 +2156,7 @@
           <w:i w:val="0"/>
           <w:sz w:val="22"/>
         </w:rPr>
-        <w:t xml:space="preserve">Marcos Turnes confirmou que os seguintes acessos seriam providenciados ate </w:t>
+        <w:t xml:space="preserve">Marcos Turnes confirmou que os seguintes acessos seriam providenciados até </w:t>
       </w:r>
       <w:r>
         <w:rPr>
@@ -2189,7 +2189,7 @@
           <w:i w:val="0"/>
           <w:sz w:val="22"/>
         </w:rPr>
-        <w:t>Acesso ao repositorio Azure DevOps (</w:t>
+        <w:t>Acesso ao repositório Azure DevOps (</w:t>
       </w:r>
       <w:r>
         <w:rPr>
@@ -2208,7 +2208,7 @@
           <w:i w:val="0"/>
           <w:sz w:val="22"/>
         </w:rPr>
-        <w:t>) para Renan Kiyoshi, Henry Komatsu e Mateus Veloso</w:t>
+        <w:t>) para Renan Kioshi, Henry Komatsu e Mateus Veloso</w:t>
       </w:r>
     </w:p>
     <w:p>
@@ -2242,7 +2242,7 @@
           <w:i w:val="0"/>
           <w:sz w:val="22"/>
         </w:rPr>
-        <w:t xml:space="preserve"> (ambiente dev) para Renan Kiyoshi, Henry Komatsu e Mateus Veloso</w:t>
+        <w:t xml:space="preserve"> (ambiente dev) para Renan Kioshi, Henry Komatsu e Mateus Veloso</w:t>
       </w:r>
     </w:p>
     <w:p>
@@ -2257,7 +2257,7 @@
           <w:i w:val="0"/>
           <w:sz w:val="22"/>
         </w:rPr>
-        <w:t xml:space="preserve">Documentacao do contrato de API do </w:t>
+        <w:t xml:space="preserve">Documentação do contrato de API do </w:t>
       </w:r>
       <w:r>
         <w:rPr>
@@ -2276,7 +2276,7 @@
           <w:i w:val="0"/>
           <w:sz w:val="22"/>
         </w:rPr>
-        <w:t xml:space="preserve"> (microservico de vinculos)</w:t>
+        <w:t xml:space="preserve"> (microserviço de vínculos)</w:t>
       </w:r>
     </w:p>
     <w:p>
@@ -2290,7 +2290,7 @@
           <w:i w:val="0"/>
           <w:sz w:val="22"/>
         </w:rPr>
-        <w:t xml:space="preserve">Leonardo Francisco Pereira ficou responsavel por preparar o ambiente de homologacao AASP (banco de dados de homologacao e servidor de aplicacao) para estar disponivel no inicio da Sprint 2, em </w:t>
+        <w:t xml:space="preserve">Leonardo Francisco Pereira ficou responsável por preparar o ambiente de homologação AASP (banco de dados de homologação e servidor de aplicação) para estar disponível no início da Sprint 2, em </w:t>
       </w:r>
       <w:r>
         <w:rPr>
@@ -2308,7 +2308,7 @@
           <w:i w:val="0"/>
           <w:sz w:val="22"/>
         </w:rPr>
-        <w:t>, data em que os primeiros testes de homologacao estao previstos.</w:t>
+        <w:t>, data em que os primeiros testes de homologação estao previstos.</w:t>
       </w:r>
     </w:p>
     <w:p>
@@ -2332,7 +2332,7 @@
           <w:i w:val="0"/>
           <w:sz w:val="22"/>
         </w:rPr>
-        <w:t xml:space="preserve">Cezar Hiraki levantou a necessidade de analisar o schema existente do banco </w:t>
+        <w:t xml:space="preserve">Cézar Velázquez levantou a necessidade de analisar o schema existente do banco </w:t>
       </w:r>
       <w:r>
         <w:rPr>
@@ -2351,7 +2351,7 @@
           <w:i w:val="0"/>
           <w:sz w:val="22"/>
         </w:rPr>
-        <w:t xml:space="preserve"> para identificar tabelas relevantes e evitar conflitos de nomenclatura ou redundancia. Marcos Turnes informou que ha uma tabela </w:t>
+        <w:t xml:space="preserve"> para identificar tabelas relevantes e evitar conflitos de nomenclatura ou redundância. Marcos Turnes informou que ha uma tabela </w:t>
       </w:r>
       <w:r>
         <w:rPr>
@@ -2389,7 +2389,7 @@
           <w:i w:val="0"/>
           <w:sz w:val="22"/>
         </w:rPr>
-        <w:t xml:space="preserve"> como chave primaria utilizada em todo o sistema Gerenciador. As novas tabelas necessarias para a Feature AG (</w:t>
+        <w:t xml:space="preserve"> como chave primária utilizada em todo o sistema Gerenciador. As novas tabelas necessárias para a Feature AG (</w:t>
       </w:r>
       <w:r>
         <w:rPr>
@@ -2446,7 +2446,7 @@
           <w:i w:val="0"/>
           <w:sz w:val="22"/>
         </w:rPr>
-        <w:t>) serao criadas via scripts de migration versionados no repositorio, garantindo rastreabilidade e reproducibilidade dos ambientes (dev, homologacao, producao). Ficou acordado que Cezar Hiraki elaboraria os scripts de migration ate 28/05/2026.</w:t>
+        <w:t>) serao criadas via scripts de migration versionados no repositório, garantindo rastreabilidade e reproducibilidade dos ambientes (dev, homologação, produção). Ficou acordado que Cézar Velázquez elaboraria os scripts de migration até 28/05/2026.</w:t>
       </w:r>
     </w:p>
     <w:p>
@@ -2459,7 +2459,7 @@
         </w:pBdr>
       </w:pPr>
       <w:r>
-        <w:t>4. Decisoes Tomadas</w:t>
+        <w:t>4. Decisões Tomadas</w:t>
       </w:r>
     </w:p>
     <w:tbl>
@@ -2535,7 +2535,7 @@
                 <w:color w:val="FFFFFF"/>
                 <w:sz w:val="20"/>
               </w:rPr>
-              <w:t>Decisao</w:t>
+              <w:t>Decisão</w:t>
             </w:r>
           </w:p>
         </w:tc>
@@ -2562,7 +2562,7 @@
                 <w:color w:val="FFFFFF"/>
                 <w:sz w:val="20"/>
               </w:rPr>
-              <w:t>Responsavel</w:t>
+              <w:t>Responsável</w:t>
             </w:r>
           </w:p>
         </w:tc>
@@ -2589,7 +2589,7 @@
                 <w:color w:val="FFFFFF"/>
                 <w:sz w:val="20"/>
               </w:rPr>
-              <w:t>Referencia</w:t>
+              <w:t>Referência</w:t>
             </w:r>
           </w:p>
         </w:tc>
@@ -2646,7 +2646,7 @@
                 <w:i w:val="0"/>
                 <w:sz w:val="20"/>
               </w:rPr>
-              <w:t>Dapper como ORM — escolhido em detrimento do Entity Framework Core por compatibilidade com .NET FW 4.7.2 e por ser o padrao de acesso a dados adotado no projeto Gerenciador AASP</w:t>
+              <w:t>Dapper como ORM — escolhido em detrimento do Entity Framework Core por compatibilidade com .NET FW 4.7.2 e por ser o padrão de acesso a dados adotado no projeto Gerenciador AASP</w:t>
             </w:r>
           </w:p>
         </w:tc>
@@ -2672,7 +2672,7 @@
                 <w:i w:val="0"/>
                 <w:sz w:val="20"/>
               </w:rPr>
-              <w:t>Cezar Hiraki</w:t>
+              <w:t>Cézar Velázquez</w:t>
             </w:r>
           </w:p>
         </w:tc>
@@ -2772,7 +2772,7 @@
                 <w:i w:val="0"/>
                 <w:sz w:val="20"/>
               </w:rPr>
-              <w:t xml:space="preserve"> ao inves de exclusao fisica; garante integridade referencial e rastreabilidade auditavel conforme requisitos MPS</w:t>
+              <w:t xml:space="preserve"> ao inves de exclusão física; garante integridade referencial e rastreabilidade auditável conforme requisitos MPS</w:t>
             </w:r>
           </w:p>
         </w:tc>
@@ -2797,7 +2797,7 @@
                 <w:i w:val="0"/>
                 <w:sz w:val="20"/>
               </w:rPr>
-              <w:t>Cezar Hiraki</w:t>
+              <w:t>Cézar Velázquez</w:t>
             </w:r>
           </w:p>
         </w:tc>
@@ -2879,7 +2879,7 @@
                 <w:i w:val="0"/>
                 <w:sz w:val="20"/>
               </w:rPr>
-              <w:t xml:space="preserve">Git Flow como modelo de branching — padrao: </w:t>
+              <w:t xml:space="preserve">Git Flow como modelo de branching — padrão: </w:t>
             </w:r>
             <w:r>
               <w:rPr>
@@ -3010,7 +3010,7 @@
                 <w:i w:val="0"/>
                 <w:sz w:val="20"/>
               </w:rPr>
-              <w:t>Cezar Hiraki</w:t>
+              <w:t>Cézar Velázquez</w:t>
             </w:r>
           </w:p>
         </w:tc>
@@ -3116,7 +3116,7 @@
                 <w:i w:val="0"/>
                 <w:sz w:val="20"/>
               </w:rPr>
-              <w:t>Abraão + Marcos Turnes</w:t>
+              <w:t>Abraão Oliveira + Marcos Turnes</w:t>
             </w:r>
           </w:p>
         </w:tc>
@@ -3198,7 +3198,7 @@
                 <w:i w:val="0"/>
                 <w:sz w:val="20"/>
               </w:rPr>
-              <w:t>JWT Bearer Token para autenticacao em todos os endpoints do ms.auxo.gruposusuarios, sem excecao</w:t>
+              <w:t>JWT Bearer Token para autenticação em todos os endpoints do ms.auxo.gruposusuarios, sem exceção</w:t>
             </w:r>
           </w:p>
         </w:tc>
@@ -3224,7 +3224,7 @@
                 <w:i w:val="0"/>
                 <w:sz w:val="20"/>
               </w:rPr>
-              <w:t>Cezar Hiraki</w:t>
+              <w:t>Cézar Velázquez</w:t>
             </w:r>
           </w:p>
         </w:tc>
@@ -3305,7 +3305,7 @@
                 <w:i w:val="0"/>
                 <w:sz w:val="20"/>
               </w:rPr>
-              <w:t>Connection strings via variaveis de ambiente — proibido hardcode de strings de conexao no codigo-fonte ou em arquivos commitados</w:t>
+              <w:t>Connection strings via variáveis de ambiente — proibido hardcode de strings de conexao no código-fonte ou em arquivos commitados</w:t>
             </w:r>
           </w:p>
         </w:tc>
@@ -3330,7 +3330,7 @@
                 <w:i w:val="0"/>
                 <w:sz w:val="20"/>
               </w:rPr>
-              <w:t>Cezar Hiraki</w:t>
+              <w:t>Cézar Velázquez</w:t>
             </w:r>
           </w:p>
         </w:tc>
@@ -3412,7 +3412,7 @@
                 <w:i w:val="0"/>
                 <w:sz w:val="20"/>
               </w:rPr>
-              <w:t>Aceite formal por sprint realizado por Marcos Turnes, com participacao de Leonardo Francisco Pereira na execucao dos testes de homologacao; aceite documentado em ata</w:t>
+              <w:t>Aceite formal por sprint realizado por Marcos Turnes, com participação de Leonardo Francisco Pereira na execução dos testes de homologação; aceite documentado em ata</w:t>
             </w:r>
           </w:p>
         </w:tc>
@@ -3560,7 +3560,7 @@
                 <w:color w:val="FFFFFF"/>
                 <w:sz w:val="20"/>
               </w:rPr>
-              <w:t>Responsavel</w:t>
+              <w:t>Responsável</w:t>
             </w:r>
           </w:p>
         </w:tc>
@@ -3618,7 +3618,7 @@
                 <w:i w:val="0"/>
                 <w:sz w:val="20"/>
               </w:rPr>
-              <w:t>Providenciar acesso ao repositorio Azure DevOps (ms.auxo.gruposusuarios) para Renan Kiyoshi, Henry Komatsu e Mateus Veloso</w:t>
+              <w:t>Providenciar acesso ao repositório Azure DevOps (ms.auxo.gruposusuarios) para Renan Kioshi, Henry Komatsu e Mateus Veloso</w:t>
             </w:r>
           </w:p>
         </w:tc>
@@ -3781,7 +3781,7 @@
                 <w:i w:val="0"/>
                 <w:sz w:val="20"/>
               </w:rPr>
-              <w:t>Compartilhar contrato de API do ms.temis.vinculos (swagger ou documento de especificacao)</w:t>
+              <w:t>Compartilhar contrato de API do ms.temis.vinculos (swagger ou documento de especificação)</w:t>
             </w:r>
           </w:p>
         </w:tc>
@@ -3863,7 +3863,7 @@
                 <w:i w:val="0"/>
                 <w:sz w:val="20"/>
               </w:rPr>
-              <w:t>Preparar ambiente de homologacao AASP (banco de dados e servidor de aplicacao) para testes de homologacao</w:t>
+              <w:t>Preparar ambiente de homologação AASP (banco de dados e servidor de aplicação) para testes de homologação</w:t>
             </w:r>
           </w:p>
         </w:tc>
@@ -3913,7 +3913,7 @@
                 <w:i w:val="0"/>
                 <w:sz w:val="20"/>
               </w:rPr>
-              <w:t>09/06/2026 (inicio Sprint 2)</w:t>
+              <w:t>09/06/2026 (início Sprint 2)</w:t>
             </w:r>
           </w:p>
         </w:tc>
@@ -3944,7 +3944,7 @@
                 <w:i w:val="0"/>
                 <w:sz w:val="20"/>
               </w:rPr>
-              <w:t>Configurar pipeline CI/CD no Azure DevOps (build automatico, execucao de testes unitarios no PR)</w:t>
+              <w:t>Configurar pipeline CI/CD no Azure DevOps (build automático, execução de testes unitários no PR)</w:t>
             </w:r>
           </w:p>
         </w:tc>
@@ -3970,7 +3970,7 @@
                 <w:i w:val="0"/>
                 <w:sz w:val="20"/>
               </w:rPr>
-              <w:t>Cezar Hiraki</w:t>
+              <w:t>Cézar Velázquez</w:t>
             </w:r>
           </w:p>
         </w:tc>
@@ -4026,7 +4026,7 @@
                 <w:i w:val="0"/>
                 <w:sz w:val="20"/>
               </w:rPr>
-              <w:t>Criar branches de feature no repositorio: feature/ag-20, feature/ag-21, feature/ag-22</w:t>
+              <w:t>Criar branches de feature no repositório: feature/ag-20, feature/ag-21, feature/ag-22</w:t>
             </w:r>
           </w:p>
         </w:tc>
@@ -4051,7 +4051,7 @@
                 <w:i w:val="0"/>
                 <w:sz w:val="20"/>
               </w:rPr>
-              <w:t>Renan Kiyoshi</w:t>
+              <w:t>Renan Kioshi</w:t>
             </w:r>
           </w:p>
         </w:tc>
@@ -4107,7 +4107,7 @@
                 <w:i w:val="0"/>
                 <w:sz w:val="20"/>
               </w:rPr>
-              <w:t>Elaborar scripts de migration para criacao das tabelas Grupos, PermissoesGrupo e UsuariosGrupo no banco auxo3</w:t>
+              <w:t>Elaborar scripts de migration para criação das tabelas Grupos, PermissoesGrupo e UsuariosGrupo no banco auxo3</w:t>
             </w:r>
           </w:p>
         </w:tc>
@@ -4133,7 +4133,7 @@
                 <w:i w:val="0"/>
                 <w:sz w:val="20"/>
               </w:rPr>
-              <w:t>Cezar Hiraki</w:t>
+              <w:t>Cézar Velázquez</w:t>
             </w:r>
           </w:p>
         </w:tc>
@@ -4214,7 +4214,7 @@
                 <w:i w:val="0"/>
                 <w:sz w:val="20"/>
               </w:rPr>
-              <w:t>Abraão</w:t>
+              <w:t>Abraão Oliveira</w:t>
             </w:r>
           </w:p>
         </w:tc>
@@ -4296,7 +4296,7 @@
                 <w:i w:val="0"/>
                 <w:sz w:val="20"/>
               </w:rPr>
-              <w:t>Abraão</w:t>
+              <w:t>Abraão Oliveira</w:t>
             </w:r>
           </w:p>
         </w:tc>
@@ -4343,7 +4343,7 @@
         </w:pBdr>
       </w:pPr>
       <w:r>
-        <w:t>6. Proximos Passos</w:t>
+        <w:t>6. Próximos Passos</w:t>
       </w:r>
     </w:p>
     <w:p>
@@ -4385,7 +4385,7 @@
           <w:i w:val="0"/>
           <w:sz w:val="22"/>
         </w:rPr>
-        <w:t>, com foco na implementacao de AG-20 (CRUD base de grupos: POST /grupos, GET /grupos, GET /grupos/{id}, PUT /grupos/{id}, DELETE /grupos/{id})</w:t>
+        <w:t>, com foco na implementação de AG-20 (CRUD base de grupos: POST /grupos, GET /grupos, GET /grupos/{id}, PUT /grupos/{id}, DELETE /grupos/{id})</w:t>
       </w:r>
     </w:p>
     <w:p>
@@ -4400,7 +4400,7 @@
           <w:i w:val="0"/>
           <w:sz w:val="22"/>
         </w:rPr>
-        <w:t>Proxima reuniao formal</w:t>
+        <w:t>Próxima reuniao formal</w:t>
       </w:r>
       <w:r>
         <w:rPr>
@@ -4442,7 +4442,7 @@
           <w:i w:val="0"/>
           <w:sz w:val="22"/>
         </w:rPr>
-        <w:t>Equipe Timeware iniciara o setup do projeto (.NET FW 4.7.2, Dapper, estrutura de pastas, pipeline CI) imediatamente apos recebimento dos acessos (previsto 23/05/2026)</w:t>
+        <w:t>Equipe Timeware iniciará o setup do projeto (.NET FW 4.7.2, Dapper, estrutura de pastas, pipeline CI) imediatamente após recebimento dos acessos (previsto 23/05/2026)</w:t>
       </w:r>
     </w:p>
     <w:p>
@@ -4455,7 +4455,7 @@
         </w:pBdr>
       </w:pPr>
       <w:r>
-        <w:t>Historico de Revisoes</w:t>
+        <w:t>Histórico de Revisões</w:t>
       </w:r>
     </w:p>
     <w:tbl>
@@ -4503,7 +4503,7 @@
                 <w:i w:val="0"/>
                 <w:sz w:val="20"/>
               </w:rPr>
-              <w:t>Versao</w:t>
+              <w:t>Versão</w:t>
             </w:r>
           </w:p>
         </w:tc>
@@ -4581,7 +4581,7 @@
                 <w:i w:val="0"/>
                 <w:sz w:val="20"/>
               </w:rPr>
-              <w:t>Descricao</w:t>
+              <w:t>Descrição</w:t>
             </w:r>
           </w:p>
         </w:tc>
@@ -4662,7 +4662,7 @@
                 <w:i w:val="0"/>
                 <w:sz w:val="20"/>
               </w:rPr>
-              <w:t>Abraão</w:t>
+              <w:t>Abraão Oliveira</w:t>
             </w:r>
           </w:p>
         </w:tc>
@@ -4687,7 +4687,7 @@
                 <w:i w:val="0"/>
                 <w:sz w:val="20"/>
               </w:rPr>
-              <w:t>Versao inicial — registro da reuniao de kickoff realizada em 19/05/2026</w:t>
+              <w:t>Versão inicial — registro da reuniao de kickoff realizada em 19/05/2026</w:t>
             </w:r>
           </w:p>
         </w:tc>

--- a/mps-nivel-c/oficial/04_registros/AASP_Gerenciador/AASP01_Grupos-Usuarios/ATA-AASP01-001_Ata-de-Kickoff.docx
+++ b/mps-nivel-c/oficial/04_registros/AASP_Gerenciador/AASP01_Grupos-Usuarios/ATA-AASP01-001_Ata-de-Kickoff.docx
@@ -21,7 +21,7 @@
           <w:color w:val="003366"/>
           <w:sz w:val="36"/>
         </w:rPr>
-        <w:t>ATA DE KICKOFF — AASP GERENCIADOR · GRUPOS DE USUARIOS</w:t>
+        <w:t>ATA DE KICKOFF — AASP GERENCIADOR · GRUPOS DE USUÁRIOS</w:t>
       </w:r>
     </w:p>
     <w:p>
@@ -226,7 +226,7 @@
                 <w:i w:val="0"/>
                 <w:sz w:val="20"/>
               </w:rPr>
-              <w:t>Grupos de Usuarios — AASP Gerenciador</w:t>
+              <w:t>Grupos de Usuários — AASP Gerenciador</w:t>
             </w:r>
           </w:p>
         </w:tc>
@@ -282,7 +282,7 @@
                 <w:i w:val="0"/>
                 <w:sz w:val="20"/>
               </w:rPr>
-              <w:t>AASP — Associacao dos Advogados de Sao Paulo</w:t>
+              <w:t>AASP — Associação dos Advogados de São Paulo</w:t>
             </w:r>
           </w:p>
         </w:tc>
@@ -313,7 +313,7 @@
                 <w:i w:val="0"/>
                 <w:sz w:val="20"/>
               </w:rPr>
-              <w:t>Reuniao</w:t>
+              <w:t>Reunião</w:t>
             </w:r>
           </w:p>
         </w:tc>
@@ -593,7 +593,7 @@
                 <w:i w:val="0"/>
                 <w:sz w:val="20"/>
               </w:rPr>
-              <w:t>Versao</w:t>
+              <w:t>Versão</w:t>
             </w:r>
           </w:p>
         </w:tc>
@@ -730,7 +730,7 @@
                 <w:i w:val="0"/>
                 <w:sz w:val="20"/>
               </w:rPr>
-              <w:t>GPR — Gerencia de Projetos (evidencia de projeto)</w:t>
+              <w:t>GPR — Gerência de Projetos (evidência de projeto)</w:t>
             </w:r>
           </w:p>
         </w:tc>
@@ -1378,7 +1378,7 @@
           <w:i w:val="0"/>
           <w:sz w:val="22"/>
         </w:rPr>
-        <w:t>Apresentacao da equipe Timeware ao time AASP</w:t>
+        <w:t>Apresentação da equipe Timeware ao time AASP</w:t>
       </w:r>
     </w:p>
     <w:p>
@@ -1393,7 +1393,7 @@
           <w:i w:val="0"/>
           <w:sz w:val="22"/>
         </w:rPr>
-        <w:t>Revisao do escopo e objetivos — Feature AG (Grupos de Usuarios)</w:t>
+        <w:t>Revisão do escopo e objetivos — Feature AG (Grupos de Usuários)</w:t>
       </w:r>
     </w:p>
     <w:p>
@@ -1408,7 +1408,7 @@
           <w:i w:val="0"/>
           <w:sz w:val="22"/>
         </w:rPr>
-        <w:t>Arquitetura tecnica da solucao (stack, banco de dados, integracoes)</w:t>
+        <w:t>Arquitetura técnica da solução (stack, banco de dados, integrações)</w:t>
       </w:r>
     </w:p>
     <w:p>
@@ -1423,7 +1423,7 @@
           <w:i w:val="0"/>
           <w:sz w:val="22"/>
         </w:rPr>
-        <w:t>Cadencia de trabalho (sprints, cerimonias, canais de comunicacao)</w:t>
+        <w:t>Cadência de trabalho (sprints, cerimonias, canais de comunicação)</w:t>
       </w:r>
     </w:p>
     <w:p>
@@ -1438,7 +1438,7 @@
           <w:i w:val="0"/>
           <w:sz w:val="22"/>
         </w:rPr>
-        <w:t>Gestao de acessos: Azure DevOps, banco auxo3, ambiente de homologacao</w:t>
+        <w:t>Gestão de acessos: GitLab, banco auxo3, ambiente de homologação</w:t>
       </w:r>
     </w:p>
     <w:p>
@@ -1453,7 +1453,7 @@
           <w:i w:val="0"/>
           <w:sz w:val="22"/>
         </w:rPr>
-        <w:t>Alinhamentos sobre o banco auxo3 (schema existente, restricoes)</w:t>
+        <w:t>Alinhamentos sobre o banco auxo3 (schema existente, restrições)</w:t>
       </w:r>
     </w:p>
     <w:p>
@@ -1468,7 +1468,7 @@
           <w:i w:val="0"/>
           <w:sz w:val="22"/>
         </w:rPr>
-        <w:t>Proximos passos e acoes imediatas</w:t>
+        <w:t>Proximos passos e ações imediatas</w:t>
       </w:r>
     </w:p>
     <w:p>
@@ -1481,7 +1481,7 @@
         </w:pBdr>
       </w:pPr>
       <w:r>
-        <w:t>3. Resumo das Discussoes</w:t>
+        <w:t>3. Resumo das Discussões</w:t>
       </w:r>
     </w:p>
     <w:p>
@@ -1491,7 +1491,7 @@
         <w:keepLines/>
       </w:pPr>
       <w:r>
-        <w:t>3.1 Apresentacao da Equipe e Alinhamento de Papeis</w:t>
+        <w:t>3.1 Apresentação da Equipe e Alinhamento de Papeis</w:t>
       </w:r>
     </w:p>
     <w:p>
@@ -1505,7 +1505,7 @@
           <w:i w:val="0"/>
           <w:sz w:val="22"/>
         </w:rPr>
-        <w:t>Abraão abriu a reuniao apresentando a equipe Timeware responsavel pela entrega da Feature AG: Abraão como Gerente de Projeto, Cezar Hiraki como Arquiteto e Tech Lead, e Renan Kiyoshi, Henry Komatsu e Mateus Veloso como desenvolvedores. Marcos Turnes foi apresentado como Product Owner da AASP e principal tomador de decisoes de negocio para o projeto. Leonardo Francisco Pereira ficou estabelecida como responsavel pela execucao dos testes de homologacao e pelo aceite tecnico dos entregaveis. Ficou acordado que Abraão e Marcos Turnes seriam os pontos focais primarios de comunicacao entre Timeware e AASP.</w:t>
+        <w:t>Abraão abriu a reunião apresentando a equipe Timeware responsável pela entrega da Feature AG: Abraão como Gerente de Projeto, Cezar Hiraki como Arquiteto e Tech Lead, e Renan Kiyoshi, Henry Komatsu e Mateus Veloso como desenvolvedores. Marcos Turnes foi apresentado como Product Owner da AASP e principal tomador de decisões de negocio para o projeto. Leonardo Francisco Pereira ficou estabelecida como responsável pela execução dos testes de homologação e pelo aceite técnico dos entregaveis. Ficou acordado que Abraão e Marcos Turnes seriam os pontos focais primarios de comunicação entre Timeware e AASP.</w:t>
       </w:r>
     </w:p>
     <w:p>
@@ -1515,7 +1515,7 @@
         <w:keepLines/>
       </w:pPr>
       <w:r>
-        <w:t>3.2 Revisao do Escopo</w:t>
+        <w:t>3.2 Revisão do Escopo</w:t>
       </w:r>
     </w:p>
     <w:p>
@@ -1529,7 +1529,7 @@
           <w:i w:val="0"/>
           <w:sz w:val="22"/>
         </w:rPr>
-        <w:t>Abraão apresentou o escopo completo da Feature AG — Grupos de Usuarios, que compreende:</w:t>
+        <w:t>Abraão apresentou o escopo completo da Feature AG — Grupos de Usuários, que compreende:</w:t>
       </w:r>
     </w:p>
     <w:p>
@@ -1553,7 +1553,7 @@
           <w:i w:val="0"/>
           <w:sz w:val="22"/>
         </w:rPr>
-        <w:t>: criacao, leitura, atualizacao e exclusao (soft delete) de grupos de usuarios</w:t>
+        <w:t>: criação, leitura, atualização e exclusão (soft delete) de grupos de usuários</w:t>
       </w:r>
     </w:p>
     <w:p>
@@ -1568,7 +1568,7 @@
           <w:i w:val="0"/>
           <w:sz w:val="22"/>
         </w:rPr>
-        <w:t>Controle de Permissoes RBAC</w:t>
+        <w:t>Função do usuário no grupo</w:t>
       </w:r>
       <w:r>
         <w:rPr>
@@ -1577,7 +1577,7 @@
           <w:i w:val="0"/>
           <w:sz w:val="22"/>
         </w:rPr>
-        <w:t>: vinculacao de permissoes a grupos, habilitando controle de acesso baseado em funcoes</w:t>
+        <w:t>: definição do papel de cada usuário no grupo (Usuario ou Administrador)</w:t>
       </w:r>
     </w:p>
     <w:p>
@@ -1592,7 +1592,7 @@
           <w:i w:val="0"/>
           <w:sz w:val="22"/>
         </w:rPr>
-        <w:t>Vinculacao Usuario-Grupo</w:t>
+        <w:t>Vinculação Usuario-Grupo</w:t>
       </w:r>
       <w:r>
         <w:rPr>
@@ -1601,7 +1601,7 @@
           <w:i w:val="0"/>
           <w:sz w:val="22"/>
         </w:rPr>
-        <w:t>: endpoints para adicionar e remover usuarios de grupos</w:t>
+        <w:t>: endpoints para adicionar e remover usuários de grupos</w:t>
       </w:r>
     </w:p>
     <w:p>
@@ -1625,7 +1625,7 @@
           <w:i w:val="0"/>
           <w:sz w:val="22"/>
         </w:rPr>
-        <w:t>: registro de acoes sobre grupos e permissoes</w:t>
+        <w:t xml:space="preserve"> (planejada): registro de ações sobre grupos e membros</w:t>
       </w:r>
     </w:p>
     <w:p>
@@ -1640,7 +1640,7 @@
           <w:i w:val="0"/>
           <w:sz w:val="22"/>
         </w:rPr>
-        <w:t>Integracao com ms.temis.vinculos</w:t>
+        <w:t>Integração com ms.temis.vinculos</w:t>
       </w:r>
       <w:r>
         <w:rPr>
@@ -1649,7 +1649,7 @@
           <w:i w:val="0"/>
           <w:sz w:val="22"/>
         </w:rPr>
-        <w:t>: consumo do microservico de vinculos para validacoes de acesso</w:t>
+        <w:t>: consumo do microserviço de vinculos para validações de acesso</w:t>
       </w:r>
     </w:p>
     <w:p>
@@ -1664,7 +1664,7 @@
           <w:i w:val="0"/>
           <w:sz w:val="22"/>
         </w:rPr>
-        <w:t>Relatorios</w:t>
+        <w:t>Relatórios</w:t>
       </w:r>
       <w:r>
         <w:rPr>
@@ -1687,7 +1687,7 @@
           <w:i w:val="0"/>
           <w:sz w:val="22"/>
         </w:rPr>
-        <w:t xml:space="preserve">Marcos Turnes confirmou os objetivos de negocio e reafirmou a criticidade do controle de acesso por grupo para a operacao do sistema Gerenciador pela AASP. O microservico sera entregue como </w:t>
+        <w:t xml:space="preserve">Marcos Turnes confirmou os objetivos de negocio e reafirmou a criticidade do controle de acesso por grupo para a operação do sistema Gerenciador pela AASP. O microserviço será entregue como </w:t>
       </w:r>
       <w:r>
         <w:rPr>
@@ -1716,7 +1716,7 @@
         <w:keepLines/>
       </w:pPr>
       <w:r>
-        <w:t>3.3 Arquitetura Tecnica</w:t>
+        <w:t>3.3 Arquitetura Técnica</w:t>
       </w:r>
     </w:p>
     <w:p>
@@ -1730,7 +1730,7 @@
           <w:i w:val="0"/>
           <w:sz w:val="22"/>
         </w:rPr>
-        <w:t>Cezar Hiraki apresentou a proposta de arquitetura tecnica:</w:t>
+        <w:t>Cezar Hiraki apresentou a proposta de arquitetura técnica:</w:t>
       </w:r>
     </w:p>
     <w:p>
@@ -1778,7 +1778,7 @@
           <w:i w:val="0"/>
           <w:sz w:val="22"/>
         </w:rPr>
-        <w:t>: Dapper (decisao tomada na reuniao — ver D-01 e GDE-001)</w:t>
+        <w:t>: Dapper (decisão tomada na reunião — ver D-01 e GDE-001)</w:t>
       </w:r>
     </w:p>
     <w:p>
@@ -1845,7 +1845,7 @@
           <w:i w:val="0"/>
           <w:sz w:val="22"/>
         </w:rPr>
-        <w:t>: Git Flow no repositorio Azure DevOps (</w:t>
+        <w:t>: Git Flow no repositório GitLab (</w:t>
       </w:r>
       <w:r>
         <w:rPr>
@@ -1879,7 +1879,7 @@
           <w:i w:val="0"/>
           <w:sz w:val="22"/>
         </w:rPr>
-        <w:t>Autenticacao</w:t>
+        <w:t>Autenticação</w:t>
       </w:r>
       <w:r>
         <w:rPr>
@@ -1903,7 +1903,7 @@
           <w:i w:val="0"/>
           <w:sz w:val="22"/>
         </w:rPr>
-        <w:t>Configuracao</w:t>
+        <w:t>Configuração</w:t>
       </w:r>
       <w:r>
         <w:rPr>
@@ -1912,7 +1912,7 @@
           <w:i w:val="0"/>
           <w:sz w:val="22"/>
         </w:rPr>
-        <w:t>: connection strings via variaveis de ambiente, sem hardcode (D-06)</w:t>
+        <w:t>: connection strings via variáveis de ambiente, sem hardcode (D-06)</w:t>
       </w:r>
     </w:p>
     <w:p>
@@ -1945,7 +1945,7 @@
           <w:i w:val="0"/>
           <w:sz w:val="22"/>
         </w:rPr>
-        <w:t xml:space="preserve"> e o repositorio Azure DevOps estao disponiveis e serao compartilhados com a equipe Timeware ate 23/05/2026. Renan Kiyoshi levantou a questao sobre soft delete versus hard delete para grupos. Apos discussao sobre integridade referencial e rastreabilidade auditavel exigida pelo MPS-SW, ficou decidido pelo soft delete via campo </w:t>
+        <w:t xml:space="preserve"> e o repositório GitLab estão disponíveis e serão compartilhados com a equipe Timeware até 23/05/2026. Renan Kiyoshi levantou a questao sobre soft delete versus hard delete para grupos. Após discussão sobre integridade referencial e rastreabilidade auditavel exigida pelo MPS-SW, ficou decidido pelo soft delete via campo </w:t>
       </w:r>
       <w:r>
         <w:rPr>
@@ -1974,7 +1974,7 @@
         <w:keepLines/>
       </w:pPr>
       <w:r>
-        <w:t>3.4 Cadencia de Trabalho</w:t>
+        <w:t>3.4 Cadência de Trabalho</w:t>
       </w:r>
     </w:p>
     <w:p>
@@ -1988,7 +1988,7 @@
           <w:i w:val="0"/>
           <w:sz w:val="22"/>
         </w:rPr>
-        <w:t>Ficou estabelecida a seguinte cadencia de trabalho para todo o projeto:</w:t>
+        <w:t>Ficou estabelecida a seguinte cadência de trabalho para todo o projeto:</w:t>
       </w:r>
     </w:p>
     <w:p>
@@ -2012,7 +2012,7 @@
           <w:i w:val="0"/>
           <w:sz w:val="22"/>
         </w:rPr>
-        <w:t>: todos os dias uteis as 09h30 via Microsoft Teams (todas as partes — Abraão, Cezar e os desenvolvedores; quando necessario Marcos Turnes e Leonardo)</w:t>
+        <w:t>: todos os dias úteis as 09h30 via Microsoft Teams (todas as partes — Abraão, Cezar e os desenvolvedores; quando necessário Marcos Turnes e Leonardo)</w:t>
       </w:r>
     </w:p>
     <w:p>
@@ -2036,7 +2036,7 @@
           <w:i w:val="0"/>
           <w:sz w:val="22"/>
         </w:rPr>
-        <w:t>: duracao de 2 semanas; Sprint 1 com inicio em 26/05/2026</w:t>
+        <w:t>: duração de 2 semanas; Sprint 1 com inicio em 26/05/2026</w:t>
       </w:r>
     </w:p>
     <w:p>
@@ -2084,7 +2084,7 @@
           <w:i w:val="0"/>
           <w:sz w:val="22"/>
         </w:rPr>
-        <w:t>: sexta-feira de encerramento do sprint, as 14h00 via Teams, com participacao obrigatoria de Marcos Turnes e Leonardo Francisco Pereira</w:t>
+        <w:t>: sexta-feira de encerramento do sprint, as 14h00 via Teams, com participação obrigatória de Marcos Turnes e Leonardo Francisco Pereira</w:t>
       </w:r>
     </w:p>
     <w:p>
@@ -2099,7 +2099,7 @@
           <w:i w:val="0"/>
           <w:sz w:val="22"/>
         </w:rPr>
-        <w:t>Relatorio de Status Semanal</w:t>
+        <w:t>Relatório de Status Semanal</w:t>
       </w:r>
       <w:r>
         <w:rPr>
@@ -2123,7 +2123,7 @@
           <w:i w:val="0"/>
           <w:sz w:val="22"/>
         </w:rPr>
-        <w:t>Canal de comunicacao assincronico</w:t>
+        <w:t>Canal de comunicação assincronico</w:t>
       </w:r>
       <w:r>
         <w:rPr>
@@ -2132,7 +2132,7 @@
           <w:i w:val="0"/>
           <w:sz w:val="22"/>
         </w:rPr>
-        <w:t>: Microsoft Teams (canal do projeto) para duvidas e alinhamentos nao urgentes; urgencias por telefone direto Abraão–Marcos</w:t>
+        <w:t>: Microsoft Teams (canal do projeto) para duvidas e alinhamentos não urgentes; urgências por telefone direto Abraão–Marcos</w:t>
       </w:r>
     </w:p>
     <w:p>
@@ -2142,7 +2142,7 @@
         <w:keepLines/>
       </w:pPr>
       <w:r>
-        <w:t>3.5 Gestao de Acessos</w:t>
+        <w:t>3.5 Gestão de Acessos</w:t>
       </w:r>
     </w:p>
     <w:p>
@@ -2156,7 +2156,7 @@
           <w:i w:val="0"/>
           <w:sz w:val="22"/>
         </w:rPr>
-        <w:t xml:space="preserve">Marcos Turnes confirmou que os seguintes acessos seriam providenciados ate </w:t>
+        <w:t xml:space="preserve">Marcos Turnes confirmou que os seguintes acessos seriam providenciados até </w:t>
       </w:r>
       <w:r>
         <w:rPr>
@@ -2189,7 +2189,7 @@
           <w:i w:val="0"/>
           <w:sz w:val="22"/>
         </w:rPr>
-        <w:t>Acesso ao repositorio Azure DevOps (</w:t>
+        <w:t>Acesso ao repositório GitLab (</w:t>
       </w:r>
       <w:r>
         <w:rPr>
@@ -2257,7 +2257,7 @@
           <w:i w:val="0"/>
           <w:sz w:val="22"/>
         </w:rPr>
-        <w:t xml:space="preserve">Documentacao do contrato de API do </w:t>
+        <w:t xml:space="preserve">Documentação do contrato de API do </w:t>
       </w:r>
       <w:r>
         <w:rPr>
@@ -2276,7 +2276,7 @@
           <w:i w:val="0"/>
           <w:sz w:val="22"/>
         </w:rPr>
-        <w:t xml:space="preserve"> (microservico de vinculos)</w:t>
+        <w:t xml:space="preserve"> (microserviço de vinculos)</w:t>
       </w:r>
     </w:p>
     <w:p>
@@ -2290,7 +2290,7 @@
           <w:i w:val="0"/>
           <w:sz w:val="22"/>
         </w:rPr>
-        <w:t xml:space="preserve">Leonardo Francisco Pereira ficou responsavel por preparar o ambiente de homologacao AASP (banco de dados de homologacao e servidor de aplicacao) para estar disponivel no inicio da Sprint 2, em </w:t>
+        <w:t xml:space="preserve">Leonardo Francisco Pereira ficou responsável por preparar o ambiente de homologação AASP (banco de dados de homologação e servidor de aplicação) para estar disponível no inicio da Sprint 2, em </w:t>
       </w:r>
       <w:r>
         <w:rPr>
@@ -2308,7 +2308,7 @@
           <w:i w:val="0"/>
           <w:sz w:val="22"/>
         </w:rPr>
-        <w:t>, data em que os primeiros testes de homologacao estao previstos.</w:t>
+        <w:t>, data em que os primeiros testes de homologação estão previstos.</w:t>
       </w:r>
     </w:p>
     <w:p>
@@ -2351,7 +2351,7 @@
           <w:i w:val="0"/>
           <w:sz w:val="22"/>
         </w:rPr>
-        <w:t xml:space="preserve"> para identificar tabelas relevantes e evitar conflitos de nomenclatura ou redundancia. Marcos Turnes informou que ha uma tabela </w:t>
+        <w:t xml:space="preserve"> para identificar tabelas relevantes e evitar conflitos de nomenclatura ou redundancia. Marcos Turnes informou que há uma tabela </w:t>
       </w:r>
       <w:r>
         <w:rPr>
@@ -2389,7 +2389,7 @@
           <w:i w:val="0"/>
           <w:sz w:val="22"/>
         </w:rPr>
-        <w:t xml:space="preserve"> como chave primaria utilizada em todo o sistema Gerenciador. As novas tabelas necessarias para a Feature AG (</w:t>
+        <w:t xml:space="preserve"> como chave primaria utilizada em todo o sistema Gerenciador. As novas tabelas necessárias para a Feature AG (</w:t>
       </w:r>
       <w:r>
         <w:rPr>
@@ -2399,7 +2399,7 @@
           <w:color w:val="333333"/>
           <w:sz w:val="20"/>
         </w:rPr>
-        <w:t>Grupos</w:t>
+        <w:t>grupos_usuarios</w:t>
       </w:r>
       <w:r>
         <w:rPr>
@@ -2418,7 +2418,7 @@
           <w:color w:val="333333"/>
           <w:sz w:val="20"/>
         </w:rPr>
-        <w:t>PermissoesGrupo</w:t>
+        <w:t>grupos_usuarios_vinculos</w:t>
       </w:r>
       <w:r>
         <w:rPr>
@@ -2437,7 +2437,7 @@
           <w:color w:val="333333"/>
           <w:sz w:val="20"/>
         </w:rPr>
-        <w:t>UsuariosGrupo</w:t>
+        <w:t>grupos_usuarios_funcao</w:t>
       </w:r>
       <w:r>
         <w:rPr>
@@ -2446,7 +2446,7 @@
           <w:i w:val="0"/>
           <w:sz w:val="22"/>
         </w:rPr>
-        <w:t>) serao criadas via scripts de migration versionados no repositorio, garantindo rastreabilidade e reproducibilidade dos ambientes (dev, homologacao, producao). Ficou acordado que Cezar Hiraki elaboraria os scripts de migration ate 28/05/2026.</w:t>
+        <w:t>) serão criadas via scripts de migration versionados no repositório, garantindo rastreabilidade e reproducibilidade dos ambientes (dev, homologação, produção). Ficou acordado que Cezar Hiraki elaboraria os scripts de migration até 28/05/2026.</w:t>
       </w:r>
     </w:p>
     <w:p>
@@ -2459,7 +2459,7 @@
         </w:pBdr>
       </w:pPr>
       <w:r>
-        <w:t>4. Decisoes Tomadas</w:t>
+        <w:t>4. Decisões Tomadas</w:t>
       </w:r>
     </w:p>
     <w:tbl>
@@ -2535,7 +2535,7 @@
                 <w:color w:val="FFFFFF"/>
                 <w:sz w:val="20"/>
               </w:rPr>
-              <w:t>Decisao</w:t>
+              <w:t>Decisão</w:t>
             </w:r>
           </w:p>
         </w:tc>
@@ -2562,7 +2562,7 @@
                 <w:color w:val="FFFFFF"/>
                 <w:sz w:val="20"/>
               </w:rPr>
-              <w:t>Responsavel</w:t>
+              <w:t>Responsável</w:t>
             </w:r>
           </w:p>
         </w:tc>
@@ -2589,7 +2589,7 @@
                 <w:color w:val="FFFFFF"/>
                 <w:sz w:val="20"/>
               </w:rPr>
-              <w:t>Referencia</w:t>
+              <w:t>Referência</w:t>
             </w:r>
           </w:p>
         </w:tc>
@@ -2646,7 +2646,7 @@
                 <w:i w:val="0"/>
                 <w:sz w:val="20"/>
               </w:rPr>
-              <w:t>Dapper como ORM — escolhido em detrimento do Entity Framework Core por compatibilidade com .NET FW 4.7.2 e por ser o padrao de acesso a dados adotado no projeto Gerenciador AASP</w:t>
+              <w:t>Dapper como ORM — escolhido em detrimento do Entity Framework Core por compatibilidade com .NET FW 4.7.2 e por ser o padrão de acesso a dados adotado no projeto Gerenciador AASP</w:t>
             </w:r>
           </w:p>
         </w:tc>
@@ -2772,7 +2772,7 @@
                 <w:i w:val="0"/>
                 <w:sz w:val="20"/>
               </w:rPr>
-              <w:t xml:space="preserve"> ao inves de exclusao fisica; garante integridade referencial e rastreabilidade auditavel conforme requisitos MPS</w:t>
+              <w:t xml:space="preserve"> ao inves de exclusão física; garante integridade referencial e rastreabilidade auditavel conforme requisitos MPS</w:t>
             </w:r>
           </w:p>
         </w:tc>
@@ -2879,7 +2879,7 @@
                 <w:i w:val="0"/>
                 <w:sz w:val="20"/>
               </w:rPr>
-              <w:t xml:space="preserve">Git Flow como modelo de branching — padrao: </w:t>
+              <w:t xml:space="preserve">Git Flow como modelo de branching — padrão: </w:t>
             </w:r>
             <w:r>
               <w:rPr>
@@ -3198,7 +3198,7 @@
                 <w:i w:val="0"/>
                 <w:sz w:val="20"/>
               </w:rPr>
-              <w:t>JWT Bearer Token para autenticacao em todos os endpoints do ms.auxo.gruposusuarios, sem excecao</w:t>
+              <w:t>JWT Bearer Token para autenticação em todos os endpoints do ms.auxo.gruposusuarios, sem exceção</w:t>
             </w:r>
           </w:p>
         </w:tc>
@@ -3305,7 +3305,7 @@
                 <w:i w:val="0"/>
                 <w:sz w:val="20"/>
               </w:rPr>
-              <w:t>Connection strings via variaveis de ambiente — proibido hardcode de strings de conexao no codigo-fonte ou em arquivos commitados</w:t>
+              <w:t>Connection strings via variáveis de ambiente — proibido hardcode de strings de conexão no código-fonte ou em arquivos commitados</w:t>
             </w:r>
           </w:p>
         </w:tc>
@@ -3412,7 +3412,7 @@
                 <w:i w:val="0"/>
                 <w:sz w:val="20"/>
               </w:rPr>
-              <w:t>Aceite formal por sprint realizado por Marcos Turnes, com participacao de Leonardo Francisco Pereira na execucao dos testes de homologacao; aceite documentado em ata</w:t>
+              <w:t>Aceite formal por sprint realizado por Marcos Turnes, com participação de Leonardo Francisco Pereira na execução dos testes de homologação; aceite documentado em ata</w:t>
             </w:r>
           </w:p>
         </w:tc>
@@ -3485,7 +3485,7 @@
         </w:pBdr>
       </w:pPr>
       <w:r>
-        <w:t>5. Acoes Imediatas</w:t>
+        <w:t>5. Ações Imediatas</w:t>
       </w:r>
     </w:p>
     <w:tbl>
@@ -3533,7 +3533,7 @@
                 <w:color w:val="FFFFFF"/>
                 <w:sz w:val="20"/>
               </w:rPr>
-              <w:t>Acao</w:t>
+              <w:t>Ação</w:t>
             </w:r>
           </w:p>
         </w:tc>
@@ -3560,7 +3560,7 @@
                 <w:color w:val="FFFFFF"/>
                 <w:sz w:val="20"/>
               </w:rPr>
-              <w:t>Responsavel</w:t>
+              <w:t>Responsável</w:t>
             </w:r>
           </w:p>
         </w:tc>
@@ -3618,7 +3618,7 @@
                 <w:i w:val="0"/>
                 <w:sz w:val="20"/>
               </w:rPr>
-              <w:t>Providenciar acesso ao repositorio Azure DevOps (ms.auxo.gruposusuarios) para Renan Kiyoshi, Henry Komatsu e Mateus Veloso</w:t>
+              <w:t>Providenciar acesso ao repositório GitLab (ms.auxo.gruposusuarios) para Renan Kiyoshi, Henry Komatsu e Mateus Veloso</w:t>
             </w:r>
           </w:p>
         </w:tc>
@@ -3781,7 +3781,7 @@
                 <w:i w:val="0"/>
                 <w:sz w:val="20"/>
               </w:rPr>
-              <w:t>Compartilhar contrato de API do ms.temis.vinculos (swagger ou documento de especificacao)</w:t>
+              <w:t>Compartilhar contrato de API do ms.temis.vinculos (swagger ou documento de especificação)</w:t>
             </w:r>
           </w:p>
         </w:tc>
@@ -3863,7 +3863,7 @@
                 <w:i w:val="0"/>
                 <w:sz w:val="20"/>
               </w:rPr>
-              <w:t>Preparar ambiente de homologacao AASP (banco de dados e servidor de aplicacao) para testes de homologacao</w:t>
+              <w:t>Preparar ambiente de homologação AASP (banco de dados e servidor de aplicação) para testes de homologação</w:t>
             </w:r>
           </w:p>
         </w:tc>
@@ -3944,7 +3944,7 @@
                 <w:i w:val="0"/>
                 <w:sz w:val="20"/>
               </w:rPr>
-              <w:t>Configurar pipeline CI/CD no Azure DevOps (build automatico, execucao de testes unitarios no PR)</w:t>
+              <w:t>Configurar pipeline CI/CD no GitLab (build automático, execução de testes unitarios no MR)</w:t>
             </w:r>
           </w:p>
         </w:tc>
@@ -4026,7 +4026,7 @@
                 <w:i w:val="0"/>
                 <w:sz w:val="20"/>
               </w:rPr>
-              <w:t>Criar branches de feature no repositorio: feature/ag-20, feature/ag-21, feature/ag-22</w:t>
+              <w:t>Criar branches de feature no repositório: feature/ag-20, feature/ag-21, feature/ag-22</w:t>
             </w:r>
           </w:p>
         </w:tc>
@@ -4107,7 +4107,7 @@
                 <w:i w:val="0"/>
                 <w:sz w:val="20"/>
               </w:rPr>
-              <w:t>Elaborar scripts de migration para criacao das tabelas Grupos, PermissoesGrupo e UsuariosGrupo no banco auxo3</w:t>
+              <w:t>Elaborar scripts de migration para criação das tabelas grupos_usuarios, grupos_usuarios_vinculos e grupos_usuarios_funcao no banco auxo3</w:t>
             </w:r>
           </w:p>
         </w:tc>
@@ -4385,7 +4385,7 @@
           <w:i w:val="0"/>
           <w:sz w:val="22"/>
         </w:rPr>
-        <w:t>, com foco na implementacao de AG-20 (CRUD base de grupos: POST /grupos, GET /grupos, GET /grupos/{id}, PUT /grupos/{id}, DELETE /grupos/{id})</w:t>
+        <w:t>, com foco na implementação de AG-20 (CRUD base de grupos: incluirgrupo, listargrupo, buscargrupoporid, alterargrupo, excluirgrupo, ativardesativar)</w:t>
       </w:r>
     </w:p>
     <w:p>
@@ -4400,7 +4400,7 @@
           <w:i w:val="0"/>
           <w:sz w:val="22"/>
         </w:rPr>
-        <w:t>Proxima reuniao formal</w:t>
+        <w:t>Próxima reunião formal</w:t>
       </w:r>
       <w:r>
         <w:rPr>
@@ -4442,7 +4442,7 @@
           <w:i w:val="0"/>
           <w:sz w:val="22"/>
         </w:rPr>
-        <w:t>Equipe Timeware iniciara o setup do projeto (.NET FW 4.7.2, Dapper, estrutura de pastas, pipeline CI) imediatamente apos recebimento dos acessos (previsto 23/05/2026)</w:t>
+        <w:t>Equipe Timeware iniciara o setup do projeto (.NET FW 4.7.2, Dapper, estrutura de pastas, pipeline CI) imediatamente após recebimento dos acessos (previsto 23/05/2026)</w:t>
       </w:r>
     </w:p>
     <w:p>
@@ -4455,7 +4455,7 @@
         </w:pBdr>
       </w:pPr>
       <w:r>
-        <w:t>Historico de Revisoes</w:t>
+        <w:t>Histórico de Revisões</w:t>
       </w:r>
     </w:p>
     <w:tbl>
@@ -4503,7 +4503,7 @@
                 <w:i w:val="0"/>
                 <w:sz w:val="20"/>
               </w:rPr>
-              <w:t>Versao</w:t>
+              <w:t>Versão</w:t>
             </w:r>
           </w:p>
         </w:tc>
@@ -4581,7 +4581,7 @@
                 <w:i w:val="0"/>
                 <w:sz w:val="20"/>
               </w:rPr>
-              <w:t>Descricao</w:t>
+              <w:t>Descrição</w:t>
             </w:r>
           </w:p>
         </w:tc>
@@ -4687,7 +4687,7 @@
                 <w:i w:val="0"/>
                 <w:sz w:val="20"/>
               </w:rPr>
-              <w:t>Versao inicial — registro da reuniao de kickoff realizada em 19/05/2026</w:t>
+              <w:t>Versão inicial — registro da reunião de kickoff realizada em 19/05/2026</w:t>
             </w:r>
           </w:p>
         </w:tc>

--- a/mps-nivel-c/oficial/04_registros/AASP_Gerenciador/AASP01_Grupos-Usuarios/ATA-AASP01-001_Ata-de-Kickoff.docx
+++ b/mps-nivel-c/oficial/04_registros/AASP_Gerenciador/AASP01_Grupos-Usuarios/ATA-AASP01-001_Ata-de-Kickoff.docx
@@ -1754,7 +1754,7 @@
           <w:i w:val="0"/>
           <w:sz w:val="22"/>
         </w:rPr>
-        <w:t>: ASP.NET Core Web API (.NET Framework 4.7.2)</w:t>
+        <w:t>: ASP.NET Core Web API (.NET 5)</w:t>
       </w:r>
     </w:p>
     <w:p>
@@ -2646,7 +2646,7 @@
                 <w:i w:val="0"/>
                 <w:sz w:val="20"/>
               </w:rPr>
-              <w:t>Dapper como ORM — escolhido em detrimento do Entity Framework Core por compatibilidade com .NET FW 4.7.2 e por ser o padrão de acesso a dados adotado no projeto Gerenciador AASP</w:t>
+              <w:t>Dapper como ORM — escolhido em detrimento do Entity Framework Core por consistência com o padrão de acesso a dados do projeto Gerenciador AASP e pelo controle do SQL sobre o schema legado</w:t>
             </w:r>
           </w:p>
         </w:tc>
@@ -4442,7 +4442,7 @@
           <w:i w:val="0"/>
           <w:sz w:val="22"/>
         </w:rPr>
-        <w:t>Equipe Timeware iniciara o setup do projeto (.NET FW 4.7.2, Dapper, estrutura de pastas, pipeline CI) imediatamente após recebimento dos acessos (previsto 23/05/2026)</w:t>
+        <w:t>Equipe Timeware iniciara o setup do projeto (.NET 5, Dapper, estrutura de pastas, pipeline CI) imediatamente após recebimento dos acessos (previsto 23/05/2026)</w:t>
       </w:r>
     </w:p>
     <w:p>

--- a/mps-nivel-c/oficial/04_registros/AASP_Gerenciador/AASP01_Grupos-Usuarios/ATA-AASP01-001_Ata-de-Kickoff.docx
+++ b/mps-nivel-c/oficial/04_registros/AASP_Gerenciador/AASP01_Grupos-Usuarios/ATA-AASP01-001_Ata-de-Kickoff.docx
@@ -384,17 +384,8 @@
             </w:tcMar>
           </w:tcPr>
           <w:p>
-            <w:pPr>
-              <w:spacing w:before="40" w:after="40"/>
-            </w:pPr>
             <w:r>
-              <w:rPr>
-                <w:rFonts w:ascii="Calibri" w:hAnsi="Calibri"/>
-                <w:b w:val="0"/>
-                <w:i w:val="0"/>
-                <w:sz w:val="20"/>
-              </w:rPr>
-              <w:t>19/05/2026</w:t>
+              <w:t>24/06/2026</w:t>
             </w:r>
           </w:p>
         </w:tc>
@@ -608,17 +599,8 @@
             </w:tcMar>
           </w:tcPr>
           <w:p>
-            <w:pPr>
-              <w:spacing w:before="40" w:after="40"/>
-            </w:pPr>
             <w:r>
-              <w:rPr>
-                <w:rFonts w:ascii="Calibri" w:hAnsi="Calibri"/>
-                <w:b w:val="0"/>
-                <w:i w:val="0"/>
-                <w:sz w:val="20"/>
-              </w:rPr>
-              <w:t>1.0</w:t>
+              <w:t>1.1</w:t>
             </w:r>
           </w:p>
         </w:tc>
@@ -1292,7 +1274,7 @@
                 <w:i w:val="0"/>
                 <w:sz w:val="20"/>
               </w:rPr>
-              <w:t>Leonardo Francisco Pereira</w:t>
+              <w:t>Caroline Sousa</w:t>
             </w:r>
           </w:p>
         </w:tc>
@@ -1505,7 +1487,7 @@
           <w:i w:val="0"/>
           <w:sz w:val="22"/>
         </w:rPr>
-        <w:t>Abraão abriu a reunião apresentando a equipe Timeware responsável pela entrega da Feature AG: Abraão como Gerente de Projeto, Cezar Hiraki como Arquiteto e Tech Lead, e Renan Kiyoshi, Henry Komatsu e Mateus Veloso como desenvolvedores. Marcos Turnes foi apresentado como Product Owner da AASP e principal tomador de decisões de negocio para o projeto. Leonardo Francisco Pereira ficou estabelecida como responsável pela execução dos testes de homologação e pelo aceite técnico dos entregaveis. Ficou acordado que Abraão e Marcos Turnes seriam os pontos focais primarios de comunicação entre Timeware e AASP.</w:t>
+        <w:t>Abraão abriu a reunião apresentando a equipe Timeware responsável pela entrega da Feature AG: Abraão como Gerente de Projeto, Cezar Hiraki como Arquiteto e Tech Lead, e Renan Kiyoshi, Henry Komatsu e Mateus Veloso como desenvolvedores. Marcos Turnes foi apresentado como Product Owner da AASP e principal tomador de decisões de negocio para o projeto. Caroline Sousa ficou estabelecida como responsável pela execução dos testes de homologação e pelo aceite técnico dos entregaveis. Ficou acordado que Abraão e Marcos Turnes seriam os pontos focais primarios de comunicação entre Timeware e AASP.</w:t>
       </w:r>
     </w:p>
     <w:p>
@@ -1697,7 +1679,7 @@
           <w:color w:val="333333"/>
           <w:sz w:val="20"/>
         </w:rPr>
-        <w:t>ms.auxo.gruposusuarios</w:t>
+        <w:t>ms.auxo.usuarios</w:t>
       </w:r>
       <w:r>
         <w:rPr>
@@ -1754,7 +1736,7 @@
           <w:i w:val="0"/>
           <w:sz w:val="22"/>
         </w:rPr>
-        <w:t>: ASP.NET Core Web API (.NET Framework 4.7.2)</w:t>
+        <w:t>: ASP.NET Core Web API (.NET 5.0 (net5.0))</w:t>
       </w:r>
     </w:p>
     <w:p>
@@ -1855,7 +1837,7 @@
           <w:color w:val="333333"/>
           <w:sz w:val="20"/>
         </w:rPr>
-        <w:t>ms.auxo.gruposusuarios</w:t>
+        <w:t>ms.auxo.usuarios</w:t>
       </w:r>
       <w:r>
         <w:rPr>
@@ -2012,7 +1994,7 @@
           <w:i w:val="0"/>
           <w:sz w:val="22"/>
         </w:rPr>
-        <w:t>: todos os dias úteis as 09h30 via Microsoft Teams (todas as partes — Abraão, Cezar e os desenvolvedores; quando necessário Marcos Turnes e Leonardo)</w:t>
+        <w:t>: todos os dias úteis as 09h30 via Microsoft Teams (todas as partes — Abraão, Cezar e os desenvolvedores; quando necessário Marcos Turnes e Caroline)</w:t>
       </w:r>
     </w:p>
     <w:p>
@@ -2084,7 +2066,7 @@
           <w:i w:val="0"/>
           <w:sz w:val="22"/>
         </w:rPr>
-        <w:t>: sexta-feira de encerramento do sprint, as 14h00 via Teams, com participação obrigatória de Marcos Turnes e Leonardo Francisco Pereira</w:t>
+        <w:t>: sexta-feira de encerramento do sprint, as 14h00 via Teams, com participação obrigatória de Marcos Turnes e Caroline Sousa</w:t>
       </w:r>
     </w:p>
     <w:p>
@@ -2199,7 +2181,7 @@
           <w:color w:val="333333"/>
           <w:sz w:val="20"/>
         </w:rPr>
-        <w:t>ms.auxo.gruposusuarios</w:t>
+        <w:t>ms.auxo.usuarios</w:t>
       </w:r>
       <w:r>
         <w:rPr>
@@ -2290,7 +2272,7 @@
           <w:i w:val="0"/>
           <w:sz w:val="22"/>
         </w:rPr>
-        <w:t xml:space="preserve">Leonardo Francisco Pereira ficou responsável por preparar o ambiente de homologação AASP (banco de dados de homologação e servidor de aplicação) para estar disponível no inicio da Sprint 2, em </w:t>
+        <w:t xml:space="preserve">Caroline Sousa ficou responsável por preparar o ambiente de homologação AASP (banco de dados de homologação e servidor de aplicação) para estar disponível no inicio da Sprint 2, em </w:t>
       </w:r>
       <w:r>
         <w:rPr>
@@ -2646,7 +2628,7 @@
                 <w:i w:val="0"/>
                 <w:sz w:val="20"/>
               </w:rPr>
-              <w:t>Dapper como ORM — escolhido em detrimento do Entity Framework Core por compatibilidade com .NET FW 4.7.2 e por ser o padrão de acesso a dados adotado no projeto Gerenciador AASP</w:t>
+              <w:t>Dapper como ORM — escolhido em detrimento do Entity Framework Core por compatibilidade com .NET 5.0 e por ser o padrão de acesso a dados adotado no projeto Gerenciador AASP</w:t>
             </w:r>
           </w:p>
         </w:tc>
@@ -3198,7 +3180,7 @@
                 <w:i w:val="0"/>
                 <w:sz w:val="20"/>
               </w:rPr>
-              <w:t>JWT Bearer Token para autenticação em todos os endpoints do ms.auxo.gruposusuarios, sem exceção</w:t>
+              <w:t>JWT Bearer Token para autenticação em todos os endpoints do ms.auxo.usuarios, sem exceção</w:t>
             </w:r>
           </w:p>
         </w:tc>
@@ -3412,7 +3394,7 @@
                 <w:i w:val="0"/>
                 <w:sz w:val="20"/>
               </w:rPr>
-              <w:t>Aceite formal por sprint realizado por Marcos Turnes, com participação de Leonardo Francisco Pereira na execução dos testes de homologação; aceite documentado em ata</w:t>
+              <w:t>Aceite formal por sprint realizado por Marcos Turnes, com participação de Caroline Sousa na execução dos testes de homologação; aceite documentado em ata</w:t>
             </w:r>
           </w:p>
         </w:tc>
@@ -3618,7 +3600,7 @@
                 <w:i w:val="0"/>
                 <w:sz w:val="20"/>
               </w:rPr>
-              <w:t>Providenciar acesso ao repositório GitLab (ms.auxo.gruposusuarios) para Renan Kiyoshi, Henry Komatsu e Mateus Veloso</w:t>
+              <w:t>Providenciar acesso ao repositório GitLab (ms.auxo.usuarios) para Renan Kiyoshi, Henry Komatsu e Mateus Veloso</w:t>
             </w:r>
           </w:p>
         </w:tc>
@@ -3888,7 +3870,7 @@
                 <w:i w:val="0"/>
                 <w:sz w:val="20"/>
               </w:rPr>
-              <w:t>Leonardo Francisco Pereira</w:t>
+              <w:t>Caroline Sousa</w:t>
             </w:r>
           </w:p>
         </w:tc>
@@ -4427,7 +4409,7 @@
           <w:i w:val="0"/>
           <w:sz w:val="22"/>
         </w:rPr>
-        <w:t xml:space="preserve"> via Microsoft Teams, com Marcos Turnes e Leonardo Francisco Pereira</w:t>
+        <w:t xml:space="preserve"> via Microsoft Teams, com Marcos Turnes e Caroline Sousa</w:t>
       </w:r>
     </w:p>
     <w:p>
@@ -4442,7 +4424,7 @@
           <w:i w:val="0"/>
           <w:sz w:val="22"/>
         </w:rPr>
-        <w:t>Equipe Timeware iniciara o setup do projeto (.NET FW 4.7.2, Dapper, estrutura de pastas, pipeline CI) imediatamente após recebimento dos acessos (previsto 23/05/2026)</w:t>
+        <w:t>Equipe Timeware iniciara o setup do projeto (.NET 5.0, Dapper, estrutura de pastas, pipeline CI) imediatamente após recebimento dos acessos (previsto 23/05/2026)</w:t>
       </w:r>
     </w:p>
     <w:p>
@@ -4688,6 +4670,48 @@
                 <w:sz w:val="20"/>
               </w:rPr>
               <w:t>Versão inicial — registro da reunião de kickoff realizada em 19/05/2026</w:t>
+            </w:r>
+          </w:p>
+        </w:tc>
+      </w:tr>
+      <w:tr>
+        <w:tc>
+          <w:tcPr>
+            <w:tcW w:type="dxa" w:w="2225"/>
+          </w:tcPr>
+          <w:p>
+            <w:r>
+              <w:t>1.1</w:t>
+            </w:r>
+          </w:p>
+        </w:tc>
+        <w:tc>
+          <w:tcPr>
+            <w:tcW w:type="dxa" w:w="2225"/>
+          </w:tcPr>
+          <w:p>
+            <w:r>
+              <w:t>24/06/2026</w:t>
+            </w:r>
+          </w:p>
+        </w:tc>
+        <w:tc>
+          <w:tcPr>
+            <w:tcW w:type="dxa" w:w="2225"/>
+          </w:tcPr>
+          <w:p>
+            <w:r>
+              <w:t>Time de Melhoria Contínua</w:t>
+            </w:r>
+          </w:p>
+        </w:tc>
+        <w:tc>
+          <w:tcPr>
+            <w:tcW w:type="dxa" w:w="2225"/>
+          </w:tcPr>
+          <w:p>
+            <w:r>
+              <w:t>Reconciliação com o estado real do GitLab (produto/repositório ms.auxo.usuarios; framework net5.0 onde aplicável; entregas da Sprint 1 integradas em develop com baseline pela tag sprint-1-aceite).</w:t>
             </w:r>
           </w:p>
         </w:tc>

--- a/mps-nivel-c/oficial/04_registros/AASP_Gerenciador/AASP01_Grupos-Usuarios/ATA-AASP01-001_Ata-de-Kickoff.docx
+++ b/mps-nivel-c/oficial/04_registros/AASP_Gerenciador/AASP01_Grupos-Usuarios/ATA-AASP01-001_Ata-de-Kickoff.docx
@@ -385,7 +385,7 @@
           </w:tcPr>
           <w:p>
             <w:r>
-              <w:t>24/06/2026</w:t>
+              <w:t>19/05/2026</w:t>
             </w:r>
           </w:p>
         </w:tc>
@@ -1274,7 +1274,7 @@
                 <w:i w:val="0"/>
                 <w:sz w:val="20"/>
               </w:rPr>
-              <w:t>Caroline Sousa</w:t>
+              <w:t>Leonardo Francisco Pereira</w:t>
             </w:r>
           </w:p>
         </w:tc>
@@ -1487,7 +1487,7 @@
           <w:i w:val="0"/>
           <w:sz w:val="22"/>
         </w:rPr>
-        <w:t>Abraão abriu a reunião apresentando a equipe Timeware responsável pela entrega da Feature AG: Abraão como Gerente de Projeto, Cezar Hiraki como Arquiteto e Tech Lead, e Renan Kiyoshi, Henry Komatsu e Mateus Veloso como desenvolvedores. Marcos Turnes foi apresentado como Product Owner da AASP e principal tomador de decisões de negocio para o projeto. Caroline Sousa ficou estabelecida como responsável pela execução dos testes de homologação e pelo aceite técnico dos entregaveis. Ficou acordado que Abraão e Marcos Turnes seriam os pontos focais primarios de comunicação entre Timeware e AASP.</w:t>
+        <w:t>Abraão abriu a reunião apresentando a equipe Timeware responsável pela entrega da Feature AG: Abraão como Gerente de Projeto, Cezar Hiraki como Arquiteto e Tech Lead, e Renan Kiyoshi, Henry Komatsu e Mateus Veloso como desenvolvedores. Marcos Turnes foi apresentado como Product Owner da AASP e principal tomador de decisões de negocio para o projeto. Leonardo Francisco Pereira ficou estabelecida como responsável pela execução dos testes de homologação e pelo aceite técnico dos entregaveis. Ficou acordado que Abraão e Marcos Turnes seriam os pontos focais primarios de comunicação entre Timeware e AASP.</w:t>
       </w:r>
     </w:p>
     <w:p>
@@ -2066,7 +2066,7 @@
           <w:i w:val="0"/>
           <w:sz w:val="22"/>
         </w:rPr>
-        <w:t>: sexta-feira de encerramento do sprint, as 14h00 via Teams, com participação obrigatória de Marcos Turnes e Caroline Sousa</w:t>
+        <w:t>: sexta-feira de encerramento do sprint, as 14h00 via Teams, com participação obrigatória de Marcos Turnes e Leonardo Francisco Pereira</w:t>
       </w:r>
     </w:p>
     <w:p>
@@ -2272,7 +2272,7 @@
           <w:i w:val="0"/>
           <w:sz w:val="22"/>
         </w:rPr>
-        <w:t xml:space="preserve">Caroline Sousa ficou responsável por preparar o ambiente de homologação AASP (banco de dados de homologação e servidor de aplicação) para estar disponível no inicio da Sprint 2, em </w:t>
+        <w:t xml:space="preserve">Leonardo Francisco Pereira ficou responsável por preparar o ambiente de homologação AASP (banco de dados de homologação e servidor de aplicação) para estar disponível no inicio da Sprint 2, em </w:t>
       </w:r>
       <w:r>
         <w:rPr>
@@ -3394,7 +3394,7 @@
                 <w:i w:val="0"/>
                 <w:sz w:val="20"/>
               </w:rPr>
-              <w:t>Aceite formal por sprint realizado por Marcos Turnes, com participação de Caroline Sousa na execução dos testes de homologação; aceite documentado em ata</w:t>
+              <w:t>Aceite formal por sprint realizado por Marcos Turnes, com participação de Leonardo Francisco Pereira na execução dos testes de homologação; aceite documentado em ata</w:t>
             </w:r>
           </w:p>
         </w:tc>
@@ -3870,7 +3870,7 @@
                 <w:i w:val="0"/>
                 <w:sz w:val="20"/>
               </w:rPr>
-              <w:t>Caroline Sousa</w:t>
+              <w:t>Leonardo Francisco Pereira</w:t>
             </w:r>
           </w:p>
         </w:tc>
@@ -4409,7 +4409,7 @@
           <w:i w:val="0"/>
           <w:sz w:val="22"/>
         </w:rPr>
-        <w:t xml:space="preserve"> via Microsoft Teams, com Marcos Turnes e Caroline Sousa</w:t>
+        <w:t xml:space="preserve"> via Microsoft Teams, com Marcos Turnes e Leonardo Francisco Pereira</w:t>
       </w:r>
     </w:p>
     <w:p>
